--- a/papers/03_C_SixWaysToLookDone_稿.docx
+++ b/papers/03_C_SixWaysToLookDone_稿.docx
@@ -255,7 +255,7 @@
         <w:t xml:space="preserve">十三个</w:t>
       </w:r>
       <w:r>
-        <w:t xml:space="preserve">已被实例化的类别，每类附案例、可自动化的检测规则、以及各自的对策与其当前落地状态。★</w:t>
+        <w:t xml:space="preserve">已被实例化的类别，每类附案例、可自动化的检测规则、以及各自的对策与其当前落地状态。</w:t>
       </w:r>
       <w:r>
         <w:t xml:space="preserve"> </w:t>
@@ -278,7 +278,7 @@
         <w:t xml:space="preserve">不构成"十三类均已验证"</w:t>
       </w:r>
       <w:r>
-        <w:t xml:space="preserve">。</w:t>
+        <w:t xml:space="preserve">。我们主张三点：</w:t>
       </w:r>
     </w:p>
     <w:p>
@@ -286,7 +286,24 @@
         <w:pStyle w:val="BodyText"/>
       </w:pPr>
       <w:r>
-        <w:t xml:space="preserve">我们主张三点：</w:t>
+        <w:rPr>
+          <w:bCs/>
+          <w:b/>
+        </w:rPr>
+        <w:t xml:space="preserve">P1（诊断）</w:t>
+      </w:r>
+      <w:r>
+        <w:t xml:space="preserve">：创造力研究中的失败模式高度集中于</w:t>
+      </w:r>
+      <w:r>
+        <w:rPr>
+          <w:bCs/>
+          <w:b/>
+        </w:rPr>
+        <w:t xml:space="preserve">少数几个可枚举的机制</w:t>
+      </w:r>
+      <w:r>
+        <w:t xml:space="preserve">——门控里写进了先验、检查器本身是坏的、措辞污染了选择侧、二手转述未回源、判据只认字面词。这些不需要新的统计方法就能检测。</w:t>
       </w:r>
     </w:p>
     <w:p>
@@ -298,20 +315,50 @@
           <w:bCs/>
           <w:b/>
         </w:rPr>
-        <w:t xml:space="preserve">P1（诊断）</w:t>
-      </w:r>
-      <w:r>
-        <w:t xml:space="preserve">：创造力研究中的失败模式高度集中于</w:t>
-      </w:r>
-      <w:r>
-        <w:rPr>
-          <w:bCs/>
-          <w:b/>
-        </w:rPr>
-        <w:t xml:space="preserve">少数几个可枚举的机制</w:t>
-      </w:r>
-      <w:r>
-        <w:t xml:space="preserve">——门控里写进了先验、检查器本身是坏的、措辞污染了选择侧、二手转述未回源、判据只认字面词。这些不需要新的统计方法就能检测。</w:t>
+        <w:t xml:space="preserve">P2（更根本）</w:t>
+      </w:r>
+      <w:r>
+        <w:t xml:space="preserve">：上述失效都属于</w:t>
+      </w:r>
+      <w:r>
+        <w:rPr>
+          <w:bCs/>
+          <w:b/>
+        </w:rPr>
+        <w:t xml:space="preserve">第二层</w:t>
+      </w:r>
+      <w:r>
+        <w:t xml:space="preserve">。更深的第三层是</w:t>
+      </w:r>
+      <w:r>
+        <w:rPr>
+          <w:bCs/>
+          <w:b/>
+        </w:rPr>
+        <w:t xml:space="preserve">代理错位</w:t>
+      </w:r>
+      <w:r>
+        <w:t xml:space="preserve">——我们用来代表"目标构念"的量（断言条数、去重宽度、字数、角色数）</w:t>
+      </w:r>
+      <w:r>
+        <w:rPr>
+          <w:bCs/>
+          <w:b/>
+        </w:rPr>
+        <w:t xml:space="preserve">本身就不是那个构念</w:t>
+      </w:r>
+      <w:r>
+        <w:t xml:space="preserve">；以及</w:t>
+      </w:r>
+      <w:r>
+        <w:rPr>
+          <w:bCs/>
+          <w:b/>
+        </w:rPr>
+        <w:t xml:space="preserve">行为冒充机制</w:t>
+      </w:r>
+      <w:r>
+        <w:t xml:space="preserve">——架构输出行为的改变被叙述成内部机制的改变，而两者的证据要求完全不同。</w:t>
       </w:r>
     </w:p>
     <w:p>
@@ -323,61 +370,6 @@
           <w:bCs/>
           <w:b/>
         </w:rPr>
-        <w:t xml:space="preserve">P2（更根本）</w:t>
-      </w:r>
-      <w:r>
-        <w:t xml:space="preserve">：上述失效都属于</w:t>
-      </w:r>
-      <w:r>
-        <w:rPr>
-          <w:bCs/>
-          <w:b/>
-        </w:rPr>
-        <w:t xml:space="preserve">第二层</w:t>
-      </w:r>
-      <w:r>
-        <w:t xml:space="preserve">。更深的第三层是</w:t>
-      </w:r>
-      <w:r>
-        <w:rPr>
-          <w:bCs/>
-          <w:b/>
-        </w:rPr>
-        <w:t xml:space="preserve">代理错位</w:t>
-      </w:r>
-      <w:r>
-        <w:t xml:space="preserve">——我们用来代表"目标构念"的量（断言条数、去重宽度、字数、角色数）</w:t>
-      </w:r>
-      <w:r>
-        <w:rPr>
-          <w:bCs/>
-          <w:b/>
-        </w:rPr>
-        <w:t xml:space="preserve">本身就不是那个构念</w:t>
-      </w:r>
-      <w:r>
-        <w:t xml:space="preserve">；以及</w:t>
-      </w:r>
-      <w:r>
-        <w:rPr>
-          <w:bCs/>
-          <w:b/>
-        </w:rPr>
-        <w:t xml:space="preserve">行为冒充机制</w:t>
-      </w:r>
-      <w:r>
-        <w:t xml:space="preserve">——架构输出行为的改变被叙述成内部机制的改变，而两者的证据要求完全不同。</w:t>
-      </w:r>
-    </w:p>
-    <w:p>
-      <w:pPr>
-        <w:pStyle w:val="BodyText"/>
-      </w:pPr>
-      <w:r>
-        <w:rPr>
-          <w:bCs/>
-          <w:b/>
-        </w:rPr>
         <w:t xml:space="preserve">P3（对策）</w:t>
       </w:r>
       <w:r>
@@ -401,7 +393,7 @@
         <w:t xml:space="preserve">预先声明的否证条件</w:t>
       </w:r>
       <w:r>
-        <w:t xml:space="preserve">。本文给出该审计协议，以及使其自身可信的三项要求。★</w:t>
+        <w:t xml:space="preserve">。本文给出该审计协议，以及使其自身可信的三项要求。</w:t>
       </w:r>
       <w:r>
         <w:t xml:space="preserve"> </w:t>
@@ -507,21 +499,13 @@
       </w:r>
     </w:p>
     <w:bookmarkEnd w:id="22"/>
-    <w:bookmarkStart w:id="23" w:name="什么是看起来完成"/>
+    <w:bookmarkStart w:id="23" w:name="Xd108902c65e77e0c810d7fe1cb7fcb77e5c394a"/>
     <w:p>
       <w:pPr>
         <w:pStyle w:val="Heading3"/>
       </w:pPr>
       <w:r>
-        <w:t xml:space="preserve">1.2 什么是「看起来完成」</w:t>
-      </w:r>
-    </w:p>
-    <w:p>
-      <w:pPr>
-        <w:pStyle w:val="FirstParagraph"/>
-      </w:pPr>
-      <w:r>
-        <w:t xml:space="preserve">本文把失效的一类命名为</w:t>
+        <w:t xml:space="preserve">1.2 什么是「看起来完成」本文把失效的一类命名为</w:t>
       </w:r>
       <w:r>
         <w:rPr>
@@ -541,15 +525,7 @@
         <w:t xml:space="preserve">支撑核心结论的那条因果链从未被独立检查</w:t>
       </w:r>
       <w:r>
-        <w:t xml:space="preserve">。</w:t>
-      </w:r>
-    </w:p>
-    <w:p>
-      <w:pPr>
-        <w:pStyle w:val="BodyText"/>
-      </w:pPr>
-      <w:r>
-        <w:t xml:space="preserve">它与"做错了"不同。做错了会有反例；这一类</w:t>
+        <w:t xml:space="preserve">。它与"做错了"不同。做错了会有反例；这一类</w:t>
       </w:r>
       <w:r>
         <w:rPr>
@@ -1242,7 +1218,7 @@
               <w:jc w:val="left"/>
             </w:pPr>
             <w:r>
-              <w:t xml:space="preserve">前提（temp=0 ⇒ 可复现）被当成事实用了</w:t>
+              <w:t xml:space="preserve">前提（temp=0，可复现）被当成事实用了</w:t>
             </w:r>
           </w:p>
         </w:tc>
@@ -1265,12 +1241,6 @@
         <w:pStyle w:val="BodyText"/>
       </w:pPr>
       <w:r>
-        <w:t xml:space="preserve">★</w:t>
-      </w:r>
-      <w:r>
-        <w:t xml:space="preserve"> </w:t>
-      </w:r>
-      <w:r>
         <w:rPr>
           <w:bCs/>
           <w:b/>
@@ -1298,7 +1268,7 @@
         <w:pStyle w:val="Heading3"/>
       </w:pPr>
       <w:r>
-        <w:t xml:space="preserve">1.4 ★ 证据等级表（十三类逐类归档）</w:t>
+        <w:t xml:space="preserve">1.4 证据等级表（十三类逐类归档）</w:t>
       </w:r>
     </w:p>
     <w:p>
@@ -1333,7 +1303,7 @@
         <w:t xml:space="preserve">不能自动证明它在其他研究中普遍存在</w:t>
       </w:r>
       <w:r>
-        <w:t xml:space="preserve">。⇒ 本文把每一类按</w:t>
+        <w:t xml:space="preserve">。本文把每一类按</w:t>
       </w:r>
       <w:r>
         <w:rPr>
@@ -2185,7 +2155,7 @@
               <w:jc w:val="left"/>
             </w:pPr>
             <w:r>
-              <w:t xml:space="preserve">本案例成立；★</w:t>
+              <w:t xml:space="preserve">本案例成立；</w:t>
             </w:r>
             <w:r>
               <w:t xml:space="preserve"> </w:t>
@@ -2198,7 +2168,7 @@
               <w:t xml:space="preserve">那一次反转本身未能干净归因</w:t>
             </w:r>
             <w:r>
-              <w:t xml:space="preserve">（一次改了两个变量）⇒ 归因强度</w:t>
+              <w:t xml:space="preserve">（一次改了两个变量），归因强度</w:t>
             </w:r>
             <w:r>
               <w:rPr>
@@ -2277,7 +2247,7 @@
               <w:t xml:space="preserve"> </w:t>
             </w:r>
             <w:r>
-              <w:t xml:space="preserve">§错误 5（ToT 源码核验）｜★</w:t>
+              <w:t xml:space="preserve">§错误 5（ToT 源码核验）｜</w:t>
             </w:r>
             <w:r>
               <w:t xml:space="preserve"> </w:t>
@@ -2482,7 +2452,7 @@
               <w:t xml:space="preserve"> </w:t>
             </w:r>
             <w:r>
-              <w:t xml:space="preserve">2026-10-20 外部只读审计（对第四组 / 三组 cmp8 实验台）｜★</w:t>
+              <w:t xml:space="preserve">2026-10-20 外部只读审计（对第四组 / 三组 cmp8 实验台）｜</w:t>
             </w:r>
             <w:r>
               <w:t xml:space="preserve"> </w:t>
@@ -2583,7 +2553,7 @@
               <w:t xml:space="preserve"> </w:t>
             </w:r>
             <w:r>
-              <w:t xml:space="preserve">外部只读审计｜★</w:t>
+              <w:t xml:space="preserve">外部只读审计｜</w:t>
             </w:r>
             <w:r>
               <w:t xml:space="preserve"> </w:t>
@@ -2674,7 +2644,7 @@
               <w:t xml:space="preserve"> </w:t>
             </w:r>
             <w:r>
-              <w:t xml:space="preserve">外部只读审计｜★</w:t>
+              <w:t xml:space="preserve">外部只读审计｜</w:t>
             </w:r>
             <w:r>
               <w:t xml:space="preserve"> </w:t>
@@ -2780,7 +2750,7 @@
               <w:t xml:space="preserve"> </w:t>
             </w:r>
             <w:r>
-              <w:t xml:space="preserve">外部只读审计｜★</w:t>
+              <w:t xml:space="preserve">外部只读审计｜</w:t>
             </w:r>
             <w:r>
               <w:t xml:space="preserve"> </w:t>
@@ -3172,19 +3142,19 @@
                 <w:bCs/>
                 <w:b/>
               </w:rPr>
-              <w:t xml:space="preserve">）与文献对照（"1000 次 ⇒ 80 个唯一补全"）在本包内未核到</w:t>
-            </w:r>
-          </w:p>
-        </w:tc>
-        <w:tc>
-          <w:tcPr/>
-          <w:p>
-            <w:pPr>
-              <w:pStyle w:val="Compact"/>
-              <w:jc w:val="left"/>
-            </w:pPr>
-            <w:r>
-              <w:t xml:space="preserve">"位置一致率 0.00 ⇒ 判官在随机作答"成立；卡片读数明细与文献对照</w:t>
+              <w:t xml:space="preserve">）与文献对照（"1000 次，80 个唯一补全"）在本包内未核到</w:t>
+            </w:r>
+          </w:p>
+        </w:tc>
+        <w:tc>
+          <w:tcPr/>
+          <w:p>
+            <w:pPr>
+              <w:pStyle w:val="Compact"/>
+              <w:jc w:val="left"/>
+            </w:pPr>
+            <w:r>
+              <w:t xml:space="preserve">"位置一致率 0.00，判官在随机作答"成立；卡片读数明细与文献对照</w:t>
             </w:r>
             <w:r>
               <w:rPr>
@@ -3202,12 +3172,6 @@
         <w:pStyle w:val="BlockText"/>
       </w:pPr>
       <w:r>
-        <w:t xml:space="preserve">★</w:t>
-      </w:r>
-      <w:r>
-        <w:t xml:space="preserve"> </w:t>
-      </w:r>
-      <w:r>
         <w:rPr>
           <w:bCs/>
           <w:b/>
@@ -3293,12 +3257,6 @@
         <w:t xml:space="preserve"> </w:t>
       </w:r>
       <w:r>
-        <w:t xml:space="preserve">★</w:t>
-      </w:r>
-      <w:r>
-        <w:t xml:space="preserve"> </w:t>
-      </w:r>
-      <w:r>
         <w:rPr>
           <w:bCs/>
           <w:b/>
@@ -3319,10 +3277,7 @@
         <w:t xml:space="preserve">E1 九类、E2 四类、E3 零类</w:t>
       </w:r>
       <w:r>
-        <w:t xml:space="preserve">（每类至少有一个案例）⇒</w:t>
-      </w:r>
-      <w:r>
-        <w:t xml:space="preserve"> </w:t>
+        <w:t xml:space="preserve">（每类至少有一个案例），</w:t>
       </w:r>
       <w:r>
         <w:rPr>
@@ -5142,12 +5097,6 @@
         <w:t xml:space="preserve"> </w:t>
       </w:r>
       <w:r>
-        <w:t xml:space="preserve">★</w:t>
-      </w:r>
-      <w:r>
-        <w:t xml:space="preserve"> </w:t>
-      </w:r>
-      <w:r>
         <w:rPr>
           <w:bCs/>
           <w:b/>
@@ -5953,12 +5902,6 @@
         <w:pStyle w:val="BodyText"/>
       </w:pPr>
       <w:r>
-        <w:t xml:space="preserve">⇒</w:t>
-      </w:r>
-      <w:r>
-        <w:t xml:space="preserve"> </w:t>
-      </w:r>
-      <w:r>
         <w:rPr>
           <w:bCs/>
           <w:b/>
@@ -6256,7 +6199,7 @@
         <w:t xml:space="preserve">✅</w:t>
       </w:r>
       <w:r>
-        <w:t xml:space="preserve">）：曾强调"特征与题无关 ⇒ n = 决策次数 ⇒ 能泛化"。</w:t>
+        <w:t xml:space="preserve">）：曾强调"特征与题无关，n = 决策次数，能泛化"。</w:t>
       </w:r>
       <w:r>
         <w:rPr>
@@ -6295,7 +6238,7 @@
         <w:pStyle w:val="Heading3"/>
       </w:pPr>
       <w:r>
-        <w:t xml:space="preserve">3.5 ★ 推断链 — 证伪条件表（每个箭头一条独立证伪条件）</w:t>
+        <w:t xml:space="preserve">3.5 推断链 — 证伪条件表（每个箭头一条独立证伪条件）</w:t>
       </w:r>
     </w:p>
     <w:p>
@@ -6339,7 +6282,7 @@
         <w:t xml:space="preserve"> </w:t>
       </w:r>
       <w:r>
-        <w:t xml:space="preserve">★ 「当前状态」只允许四种取值：</w:t>
+        <w:t xml:space="preserve">「当前状态」只允许四种取值：</w:t>
       </w:r>
       <w:r>
         <w:rPr>
@@ -6349,7 +6292,7 @@
         <w:t xml:space="preserve">已测 / 未测 / 未检出 / 不可分辨</w:t>
       </w:r>
       <w:r>
-        <w:t xml:space="preserve">；本表的取值只用到前两种。★ 凡写"未测"，含义是</w:t>
+        <w:t xml:space="preserve">；本表的取值只用到前两种。凡写"未测"，含义是</w:t>
       </w:r>
       <w:r>
         <w:rPr>
@@ -6528,7 +6471,7 @@
               <w:jc w:val="left"/>
             </w:pPr>
             <w:r>
-              <w:t xml:space="preserve">★ 调用日志里能查到该机制对应的</w:t>
+              <w:t xml:space="preserve">调用日志里能查到该机制对应的</w:t>
             </w:r>
             <w:r>
               <w:rPr>
@@ -6681,7 +6624,7 @@
               <w:jc w:val="left"/>
             </w:pPr>
             <w:r>
-              <w:t xml:space="preserve">★ 闸门文件中</w:t>
+              <w:t xml:space="preserve">闸门文件中</w:t>
             </w:r>
             <w:r>
               <w:rPr>
@@ -6801,12 +6744,6 @@
               <w:jc w:val="left"/>
             </w:pPr>
             <w:r>
-              <w:t xml:space="preserve">★</w:t>
-            </w:r>
-            <w:r>
-              <w:t xml:space="preserve"> </w:t>
-            </w:r>
-            <w:r>
               <w:rPr>
                 <w:bCs/>
                 <w:b/>
@@ -6842,7 +6779,7 @@
               <w:jc w:val="left"/>
             </w:pPr>
             <w:r>
-              <w:t xml:space="preserve">单变量重跑（★ 实际题那轮一次改了两个东西：输出格式 + 选择措辞）</w:t>
+              <w:t xml:space="preserve">单变量重跑（实际题那轮一次改了两个东西：输出格式 + 选择措辞）</w:t>
             </w:r>
           </w:p>
         </w:tc>
@@ -6899,43 +6836,37 @@
               <w:jc w:val="left"/>
             </w:pPr>
             <w:r>
-              <w:t xml:space="preserve">★</w:t>
+              <w:rPr>
+                <w:rStyle w:val="VerbatimChar"/>
+              </w:rPr>
+              <w:t xml:space="preserve">bfs.py::solve()</w:t>
             </w:r>
             <w:r>
               <w:t xml:space="preserve"> </w:t>
             </w:r>
             <w:r>
+              <w:t xml:space="preserve">中生成与评估</w:t>
+            </w:r>
+            <w:r>
+              <w:rPr>
+                <w:bCs/>
+                <w:b/>
+              </w:rPr>
+              <w:t xml:space="preserve">确为同一次</w:t>
+            </w:r>
+            <w:r>
+              <w:t xml:space="preserve"> </w:t>
+            </w:r>
+            <w:r>
               <w:rPr>
                 <w:rStyle w:val="VerbatimChar"/>
               </w:rPr>
-              <w:t xml:space="preserve">bfs.py::solve()</w:t>
+              <w:t xml:space="preserve">gpt()</w:t>
             </w:r>
             <w:r>
               <w:t xml:space="preserve"> </w:t>
             </w:r>
             <w:r>
-              <w:t xml:space="preserve">中生成与评估</w:t>
-            </w:r>
-            <w:r>
-              <w:rPr>
-                <w:bCs/>
-                <w:b/>
-              </w:rPr>
-              <w:t xml:space="preserve">确为同一次</w:t>
-            </w:r>
-            <w:r>
-              <w:t xml:space="preserve"> </w:t>
-            </w:r>
-            <w:r>
-              <w:rPr>
-                <w:rStyle w:val="VerbatimChar"/>
-              </w:rPr>
-              <w:t xml:space="preserve">gpt()</w:t>
-            </w:r>
-            <w:r>
-              <w:t xml:space="preserve"> </w:t>
-            </w:r>
-            <w:r>
               <w:t xml:space="preserve">调用</w:t>
             </w:r>
           </w:p>
@@ -6964,7 +6895,7 @@
               <w:jc w:val="left"/>
             </w:pPr>
             <w:r>
-              <w:t xml:space="preserve">★ 无（源码核验可回源</w:t>
+              <w:t xml:space="preserve">无（源码核验可回源</w:t>
             </w:r>
             <w:r>
               <w:t xml:space="preserve"> </w:t>
@@ -7036,7 +6967,7 @@
               <w:jc w:val="left"/>
             </w:pPr>
             <w:r>
-              <w:t xml:space="preserve">★ 目标构念被锚定到可自动核验的原子事实后，"效果层接近 0"</w:t>
+              <w:t xml:space="preserve">目标构念被锚定到可自动核验的原子事实后，"效果层接近 0"</w:t>
             </w:r>
             <w:r>
               <w:rPr>
@@ -7138,7 +7069,7 @@
               <w:jc w:val="left"/>
             </w:pPr>
             <w:r>
-              <w:t xml:space="preserve">★ 存在</w:t>
+              <w:t xml:space="preserve">存在</w:t>
             </w:r>
             <w:r>
               <w:rPr>
@@ -7176,7 +7107,7 @@
               <w:jc w:val="left"/>
             </w:pPr>
             <w:r>
-              <w:t xml:space="preserve">★ 内部量层面的测量（本文只能停在行为层）</w:t>
+              <w:t xml:space="preserve">内部量层面的测量（本文只能停在行为层）</w:t>
             </w:r>
           </w:p>
         </w:tc>
@@ -7257,7 +7188,7 @@
               <w:jc w:val="left"/>
             </w:pPr>
             <w:r>
-              <w:t xml:space="preserve">★ 字节级 diff 证明两份</w:t>
+              <w:t xml:space="preserve">字节级 diff 证明两份</w:t>
             </w:r>
             <w:r>
               <w:rPr>
@@ -7304,7 +7235,7 @@
               <w:jc w:val="left"/>
             </w:pPr>
             <w:r>
-              <w:t xml:space="preserve">★ 回到</w:t>
+              <w:t xml:space="preserve">回到</w:t>
             </w:r>
             <w:r>
               <w:t xml:space="preserve"> </w:t>
@@ -7376,7 +7307,7 @@
               <w:jc w:val="left"/>
             </w:pPr>
             <w:r>
-              <w:t xml:space="preserve">★ 按</w:t>
+              <w:t xml:space="preserve">按</w:t>
             </w:r>
             <w:r>
               <w:rPr>
@@ -7477,7 +7408,7 @@
               <w:jc w:val="left"/>
             </w:pPr>
             <w:r>
-              <w:t xml:space="preserve">★ 型号探测结果显示第 5 支</w:t>
+              <w:t xml:space="preserve">型号探测结果显示第 5 支</w:t>
             </w:r>
             <w:r>
               <w:rPr>
@@ -7515,7 +7446,7 @@
               <w:jc w:val="left"/>
             </w:pPr>
             <w:r>
-              <w:t xml:space="preserve">★ 无（三个型号实测 404 ⇒ 第 5 支必中；已回源）</w:t>
+              <w:t xml:space="preserve">无（三个型号实测 404，第 5 支必中；已回源）</w:t>
             </w:r>
           </w:p>
         </w:tc>
@@ -7575,7 +7506,7 @@
               <w:jc w:val="left"/>
             </w:pPr>
             <w:r>
-              <w:t xml:space="preserve">★ 换用增量判据后各臂读数</w:t>
+              <w:t xml:space="preserve">换用增量判据后各臂读数</w:t>
             </w:r>
             <w:r>
               <w:rPr>
@@ -7610,7 +7541,7 @@
               <w:jc w:val="left"/>
             </w:pPr>
             <w:r>
-              <w:t xml:space="preserve">★ 无（增量判据下 1.0 / 1.0 / 1.0 / 2.0；已回源）</w:t>
+              <w:t xml:space="preserve">无（增量判据下 1.0 / 1.0 / 1.0 / 2.0；已回源）</w:t>
             </w:r>
           </w:p>
         </w:tc>
@@ -7652,19 +7583,19 @@
                 <w:bCs/>
                 <w:b/>
               </w:rPr>
-              <w:t xml:space="preserve">"temp=0 ⇒ 评测可复现"是一个不成立的假设</w:t>
-            </w:r>
-          </w:p>
-        </w:tc>
-        <w:tc>
-          <w:tcPr/>
-          <w:p>
-            <w:pPr>
-              <w:pStyle w:val="Compact"/>
-              <w:jc w:val="left"/>
-            </w:pPr>
-            <w:r>
-              <w:t xml:space="preserve">★ 同一判官、同一输入、重复读数</w:t>
+              <w:t xml:space="preserve">"temp=0，评测可复现"是一个不成立的假设</w:t>
+            </w:r>
+          </w:p>
+        </w:tc>
+        <w:tc>
+          <w:tcPr/>
+          <w:p>
+            <w:pPr>
+              <w:pStyle w:val="Compact"/>
+              <w:jc w:val="left"/>
+            </w:pPr>
+            <w:r>
+              <w:t xml:space="preserve">同一判官、同一输入、重复读数</w:t>
             </w:r>
             <w:r>
               <w:rPr>
@@ -7699,7 +7630,7 @@
               <w:jc w:val="left"/>
             </w:pPr>
             <w:r>
-              <w:t xml:space="preserve">★ 卡片读数明细归档 + 强制 thinking 开关下的对照复跑（§9 第 10 项）</w:t>
+              <w:t xml:space="preserve">卡片读数明细归档 + 强制 thinking 开关下的对照复跑（§9 第 10 项）</w:t>
             </w:r>
           </w:p>
         </w:tc>
@@ -7709,12 +7640,6 @@
       <w:pPr>
         <w:pStyle w:val="BlockText"/>
       </w:pPr>
-      <w:r>
-        <w:t xml:space="preserve">★</w:t>
-      </w:r>
-      <w:r>
-        <w:t xml:space="preserve"> </w:t>
-      </w:r>
       <w:r>
         <w:rPr>
           <w:bCs/>
@@ -7765,12 +7690,6 @@
         <w:pStyle w:val="BlockText"/>
       </w:pPr>
       <w:r>
-        <w:t xml:space="preserve">★</w:t>
-      </w:r>
-      <w:r>
-        <w:t xml:space="preserve"> </w:t>
-      </w:r>
-      <w:r>
         <w:rPr>
           <w:bCs/>
           <w:b/>
@@ -7781,7 +7700,7 @@
         <w:t xml:space="preserve"> </w:t>
       </w:r>
       <w:r>
-        <w:t xml:space="preserve">可与它互补的手段至少包括：规程化的一页纸 checklist、自动化检测（linter / pre-commit）、否证条件预注册、独立复现、以及对原始数据与配置本身的审计。★</w:t>
+        <w:t xml:space="preserve">可与它互补的手段至少包括：规程化的一页纸 checklist、自动化检测（linter / pre-commit）、否证条件预注册、独立复现、以及对原始数据与配置本身的审计。</w:t>
       </w:r>
       <w:r>
         <w:t xml:space="preserve"> </w:t>
@@ -7812,12 +7731,6 @@
       </w:r>
       <w:r>
         <w:t xml:space="preserve">需补：协议的自动化实现（可做成 linter 或 pre-commit hook）与跨项目复现证据。</w:t>
-      </w:r>
-      <w:r>
-        <w:t xml:space="preserve"> </w:t>
-      </w:r>
-      <w:r>
-        <w:t xml:space="preserve">★</w:t>
       </w:r>
       <w:r>
         <w:t xml:space="preserve"> </w:t>
@@ -8368,7 +8281,7 @@
         <w:t xml:space="preserve"> </w:t>
       </w:r>
       <w:r>
-        <w:t xml:space="preserve">本项目的 5 条假设各配否证/停止条件（尚未成文）。★</w:t>
+        <w:t xml:space="preserve">本项目的 5 条假设各配否证/停止条件（尚未成文）。</w:t>
       </w:r>
       <w:r>
         <w:t xml:space="preserve"> </w:t>
@@ -8391,7 +8304,7 @@
         <w:t xml:space="preserve">未</w:t>
       </w:r>
       <w:r>
-        <w:t xml:space="preserve">把该预注册表成文（见 §9 第 4 项）；★</w:t>
+        <w:t xml:space="preserve">把该预注册表成文（见 §9 第 4 项）；</w:t>
       </w:r>
       <w:r>
         <w:t xml:space="preserve"> </w:t>
@@ -8484,12 +8397,6 @@
         <w:t xml:space="preserve"> </w:t>
       </w:r>
       <w:r>
-        <w:t xml:space="preserve">★</w:t>
-      </w:r>
-      <w:r>
-        <w:t xml:space="preserve"> </w:t>
-      </w:r>
-      <w:r>
         <w:rPr>
           <w:bCs/>
           <w:b/>
@@ -8735,10 +8642,7 @@
         <w:t xml:space="preserve">型号池 / 档位列表已先探测可用性</w:t>
       </w:r>
       <w:r>
-        <w:t xml:space="preserve">，探测结果写进 manifest；跑批时实际可用数 &lt; 声明数 ⇒</w:t>
-      </w:r>
-      <w:r>
-        <w:t xml:space="preserve"> </w:t>
+        <w:t xml:space="preserve">，探测结果写进 manifest；跑批时实际可用数 &lt; 声明数，</w:t>
       </w:r>
       <w:r>
         <w:rPr>
@@ -8833,7 +8737,7 @@
         <w:t xml:space="preserve">判官侧可复现性已实测</w:t>
       </w:r>
       <w:r>
-        <w:t xml:space="preserve">（不假设 temp=0 ⇒ 可复现）；</w:t>
+        <w:t xml:space="preserve">（不假设 temp=0，可复现）；</w:t>
       </w:r>
       <w:r>
         <w:rPr>
@@ -9327,7 +9231,7 @@
         <w:pStyle w:val="BlockText"/>
       </w:pPr>
       <w:r>
-        <w:t xml:space="preserve">十三个案例的完整记录分散在若干来源（每行的「来源」列给出该类的一手出处与回源状态）；本节只给索引、"可自动化检测"列与证据等级。★</w:t>
+        <w:t xml:space="preserve">十三个案例的完整记录分散在若干来源（每行的「来源」列给出该类的一手出处与回源状态）；本节只给索引、"可自动化检测"列与证据等级。</w:t>
       </w:r>
       <w:r>
         <w:t xml:space="preserve"> </w:t>
@@ -10596,7 +10500,7 @@
         <w:pStyle w:val="Heading3"/>
       </w:pPr>
       <w:r>
-        <w:t xml:space="preserve">6.2 ★ 数据来源与独立性声明</w:t>
+        <w:t xml:space="preserve">6.2 数据来源与独立性声明</w:t>
       </w:r>
     </w:p>
     <w:p>
@@ -10621,13 +10525,7 @@
         <w:t xml:space="preserve">全部来自同一个研究簇</w:t>
       </w:r>
       <w:r>
-        <w:t xml:space="preserve"> </w:t>
-      </w:r>
-      <w:r>
-        <w:t xml:space="preserve">⇒ ★</w:t>
-      </w:r>
-      <w:r>
-        <w:t xml:space="preserve"> </w:t>
+        <w:t xml:space="preserve">，</w:t>
       </w:r>
       <w:r>
         <w:rPr>
@@ -10838,7 +10736,7 @@
               <w:t xml:space="preserve"> </w:t>
             </w:r>
             <w:r>
-              <w:t xml:space="preserve">§5。★</w:t>
+              <w:t xml:space="preserve">§5。</w:t>
             </w:r>
             <w:r>
               <w:t xml:space="preserve"> </w:t>
@@ -10899,7 +10797,81 @@
               <w:jc w:val="left"/>
             </w:pPr>
             <w:r>
-              <w:t xml:space="preserve">★</w:t>
+              <w:rPr>
+                <w:bCs/>
+                <w:b/>
+              </w:rPr>
+              <w:t xml:space="preserve">无</w:t>
+            </w:r>
+            <w:r>
+              <w:t xml:space="preserve">：本篇是规程论文，不做重算</w:t>
+            </w:r>
+          </w:p>
+        </w:tc>
+        <w:tc>
+          <w:tcPr/>
+          <w:p>
+            <w:pPr>
+              <w:pStyle w:val="Compact"/>
+              <w:jc w:val="left"/>
+            </w:pPr>
+            <w:r>
+              <w:rPr>
+                <w:bCs/>
+                <w:b/>
+              </w:rPr>
+              <w:t xml:space="preserve">无</w:t>
+            </w:r>
+            <w:r>
+              <w:t xml:space="preserve">：本篇</w:t>
+            </w:r>
+            <w:r>
+              <w:rPr>
+                <w:bCs/>
+                <w:b/>
+              </w:rPr>
+              <w:t xml:space="preserve">没有自己的主实验</w:t>
+            </w:r>
+            <w:r>
+              <w:t xml:space="preserve">（§7 第 2 条）</w:t>
+            </w:r>
+          </w:p>
+        </w:tc>
+        <w:tc>
+          <w:tcPr/>
+          <w:p>
+            <w:pPr>
+              <w:pStyle w:val="Compact"/>
+              <w:jc w:val="left"/>
+            </w:pPr>
+            <w:r>
+              <w:rPr>
+                <w:bCs/>
+                <w:b/>
+              </w:rPr>
+              <w:t xml:space="preserve">无</w:t>
+            </w:r>
+            <w:r>
+              <w:t xml:space="preserve">：六类全部来自</w:t>
+            </w:r>
+            <w:r>
+              <w:rPr>
+                <w:bCs/>
+                <w:b/>
+              </w:rPr>
+              <w:t xml:space="preserve">同一研究簇</w:t>
+            </w:r>
+          </w:p>
+        </w:tc>
+        <w:tc>
+          <w:tcPr/>
+          <w:p>
+            <w:pPr>
+              <w:pStyle w:val="Compact"/>
+              <w:jc w:val="center"/>
+            </w:pPr>
+            <w:r>
+              <w:t xml:space="preserve">六类的来源与</w:t>
             </w:r>
             <w:r>
               <w:t xml:space="preserve"> </w:t>
@@ -10909,105 +10881,10 @@
                 <w:bCs/>
                 <w:b/>
               </w:rPr>
-              <w:t xml:space="preserve">无</w:t>
-            </w:r>
-            <w:r>
-              <w:t xml:space="preserve">：本篇是规程论文，不做重算</w:t>
-            </w:r>
-          </w:p>
-        </w:tc>
-        <w:tc>
-          <w:tcPr/>
-          <w:p>
-            <w:pPr>
-              <w:pStyle w:val="Compact"/>
-              <w:jc w:val="left"/>
-            </w:pPr>
-            <w:r>
-              <w:t xml:space="preserve">★</w:t>
-            </w:r>
-            <w:r>
-              <w:t xml:space="preserve"> </w:t>
-            </w:r>
-            <w:r>
-              <w:rPr>
-                <w:bCs/>
-                <w:b/>
-              </w:rPr>
-              <w:t xml:space="preserve">无</w:t>
-            </w:r>
-            <w:r>
-              <w:t xml:space="preserve">：本篇</w:t>
-            </w:r>
-            <w:r>
-              <w:rPr>
-                <w:bCs/>
-                <w:b/>
-              </w:rPr>
-              <w:t xml:space="preserve">没有自己的主实验</w:t>
-            </w:r>
-            <w:r>
-              <w:t xml:space="preserve">（§7 第 2 条）</w:t>
-            </w:r>
-          </w:p>
-        </w:tc>
-        <w:tc>
-          <w:tcPr/>
-          <w:p>
-            <w:pPr>
-              <w:pStyle w:val="Compact"/>
-              <w:jc w:val="left"/>
-            </w:pPr>
-            <w:r>
-              <w:t xml:space="preserve">★</w:t>
-            </w:r>
-            <w:r>
-              <w:t xml:space="preserve"> </w:t>
-            </w:r>
-            <w:r>
-              <w:rPr>
-                <w:bCs/>
-                <w:b/>
-              </w:rPr>
-              <w:t xml:space="preserve">无</w:t>
-            </w:r>
-            <w:r>
-              <w:t xml:space="preserve">：六类全部来自</w:t>
-            </w:r>
-            <w:r>
-              <w:rPr>
-                <w:bCs/>
-                <w:b/>
-              </w:rPr>
-              <w:t xml:space="preserve">同一研究簇</w:t>
-            </w:r>
-          </w:p>
-        </w:tc>
-        <w:tc>
-          <w:tcPr/>
-          <w:p>
-            <w:pPr>
-              <w:pStyle w:val="Compact"/>
-              <w:jc w:val="center"/>
-            </w:pPr>
-            <w:r>
-              <w:t xml:space="preserve">★ 六类的来源与</w:t>
-            </w:r>
-            <w:r>
-              <w:t xml:space="preserve"> </w:t>
-            </w:r>
-            <w:r>
-              <w:rPr>
-                <w:bCs/>
-                <w:b/>
-              </w:rPr>
               <w:t xml:space="preserve">A 篇 / D 篇共享同一批一手复盘</w:t>
             </w:r>
             <w:r>
-              <w:t xml:space="preserve">（同一批作者自陈、同一批评者判断）⇒ ★</w:t>
-            </w:r>
-            <w:r>
-              <w:t xml:space="preserve"> </w:t>
+              <w:t xml:space="preserve">（同一批作者自陈、同一批评者判断），</w:t>
             </w:r>
             <w:r>
               <w:rPr>
@@ -11097,7 +10974,7 @@
               <w:jc w:val="left"/>
             </w:pPr>
             <w:r>
-              <w:t xml:space="preserve">新运行 = ★</w:t>
+              <w:t xml:space="preserve">新运行 =</w:t>
             </w:r>
             <w:r>
               <w:t xml:space="preserve"> </w:t>
@@ -11110,7 +10987,7 @@
               <w:t xml:space="preserve">无</w:t>
             </w:r>
             <w:r>
-              <w:t xml:space="preserve">（§4.1 只读边界：不跑实验）；新评价者 = ★</w:t>
+              <w:t xml:space="preserve">（§4.1 只读边界：不跑实验）；新评价者 =</w:t>
             </w:r>
             <w:r>
               <w:t xml:space="preserve"> </w:t>
@@ -11135,7 +11012,36 @@
               <w:jc w:val="left"/>
             </w:pPr>
             <w:r>
-              <w:t xml:space="preserve">★</w:t>
+              <w:rPr>
+                <w:bCs/>
+                <w:b/>
+              </w:rPr>
+              <w:t xml:space="preserve">无</w:t>
+            </w:r>
+            <w:r>
+              <w:t xml:space="preserve">：审计本身</w:t>
+            </w:r>
+            <w:r>
+              <w:rPr>
+                <w:bCs/>
+                <w:b/>
+              </w:rPr>
+              <w:t xml:space="preserve">未被第三方复核</w:t>
+            </w:r>
+            <w:r>
+              <w:t xml:space="preserve">（§7 第 3 条）</w:t>
+            </w:r>
+          </w:p>
+        </w:tc>
+        <w:tc>
+          <w:tcPr/>
+          <w:p>
+            <w:pPr>
+              <w:pStyle w:val="Compact"/>
+              <w:jc w:val="center"/>
+            </w:pPr>
+            <w:r>
+              <w:t xml:space="preserve">与</w:t>
             </w:r>
             <w:r>
               <w:t xml:space="preserve"> </w:t>
@@ -11145,48 +11051,10 @@
                 <w:bCs/>
                 <w:b/>
               </w:rPr>
-              <w:t xml:space="preserve">无</w:t>
-            </w:r>
-            <w:r>
-              <w:t xml:space="preserve">：审计本身</w:t>
-            </w:r>
-            <w:r>
-              <w:rPr>
-                <w:bCs/>
-                <w:b/>
-              </w:rPr>
-              <w:t xml:space="preserve">未被第三方复核</w:t>
-            </w:r>
-            <w:r>
-              <w:t xml:space="preserve">（§7 第 3 条）</w:t>
-            </w:r>
-          </w:p>
-        </w:tc>
-        <w:tc>
-          <w:tcPr/>
-          <w:p>
-            <w:pPr>
-              <w:pStyle w:val="Compact"/>
-              <w:jc w:val="center"/>
-            </w:pPr>
-            <w:r>
-              <w:t xml:space="preserve">★ 与</w:t>
-            </w:r>
-            <w:r>
-              <w:t xml:space="preserve"> </w:t>
-            </w:r>
-            <w:r>
-              <w:rPr>
-                <w:bCs/>
-                <w:b/>
-              </w:rPr>
               <w:t xml:space="preserve">A 篇共享同一次审计</w:t>
             </w:r>
             <w:r>
-              <w:t xml:space="preserve">（A 篇 §4.6 自陈"与 C 篇共享同一次审计"）⇒ ★</w:t>
-            </w:r>
-            <w:r>
-              <w:t xml:space="preserve"> </w:t>
+              <w:t xml:space="preserve">（A 篇 §4.6 自陈"与 C 篇共享同一次审计"），</w:t>
             </w:r>
             <w:r>
               <w:rPr>
@@ -11196,7 +11064,7 @@
               <w:t xml:space="preserve">不能当两次独立证据</w:t>
             </w:r>
             <w:r>
-              <w:t xml:space="preserve">；★ 与</w:t>
+              <w:t xml:space="preserve">；与</w:t>
             </w:r>
             <w:r>
               <w:t xml:space="preserve"> </w:t>
@@ -11287,7 +11155,7 @@
               <w:jc w:val="left"/>
             </w:pPr>
             <w:r>
-              <w:t xml:space="preserve">★ 型号池探测为</w:t>
+              <w:t xml:space="preserve">型号池探测为</w:t>
             </w:r>
             <w:r>
               <w:rPr>
@@ -11319,7 +11187,7 @@
               <w:jc w:val="left"/>
             </w:pPr>
             <w:r>
-              <w:t xml:space="preserve">新运行 = ★</w:t>
+              <w:t xml:space="preserve">新运行 =</w:t>
             </w:r>
             <w:r>
               <w:t xml:space="preserve"> </w:t>
@@ -11344,79 +11212,73 @@
               <w:jc w:val="left"/>
             </w:pPr>
             <w:r>
-              <w:t xml:space="preserve">★</w:t>
+              <w:rPr>
+                <w:bCs/>
+                <w:b/>
+              </w:rPr>
+              <w:t xml:space="preserve">无</w:t>
+            </w:r>
+            <w:r>
+              <w:t xml:space="preserve">第三方复现；但</w:t>
+            </w:r>
+            <w:r>
+              <w:rPr>
+                <w:bCs/>
+                <w:b/>
+              </w:rPr>
+              <w:t xml:space="preserve">本项目内两条独立路径撞上同一根因</w:t>
+            </w:r>
+            <w:r>
+              <w:t xml:space="preserve">（</w:t>
+            </w:r>
+            <w:r>
+              <w:rPr>
+                <w:rStyle w:val="VerbatimChar"/>
+              </w:rPr>
+              <w:t xml:space="preserve">papers/09_四篇初稿_合订本_2026-10-24.md</w:t>
             </w:r>
             <w:r>
               <w:t xml:space="preserve"> </w:t>
             </w:r>
             <w:r>
-              <w:rPr>
-                <w:bCs/>
-                <w:b/>
-              </w:rPr>
-              <w:t xml:space="preserve">无</w:t>
-            </w:r>
-            <w:r>
-              <w:t xml:space="preserve">第三方复现；但</w:t>
-            </w:r>
-            <w:r>
-              <w:rPr>
-                <w:bCs/>
-                <w:b/>
-              </w:rPr>
-              <w:t xml:space="preserve">本项目内两条独立路径撞上同一根因</w:t>
-            </w:r>
-            <w:r>
-              <w:t xml:space="preserve">（</w:t>
-            </w:r>
-            <w:r>
-              <w:rPr>
-                <w:rStyle w:val="VerbatimChar"/>
-              </w:rPr>
-              <w:t xml:space="preserve">papers/09_四篇初稿_合订本_2026-10-24.md</w:t>
+              <w:t xml:space="preserve">§1.1），这是</w:t>
+            </w:r>
+            <w:r>
+              <w:rPr>
+                <w:bCs/>
+                <w:b/>
+              </w:rPr>
+              <w:t xml:space="preserve">根因层面</w:t>
+            </w:r>
+            <w:r>
+              <w:t xml:space="preserve">的印证，</w:t>
+            </w:r>
+            <w:r>
+              <w:rPr>
+                <w:bCs/>
+                <w:b/>
+              </w:rPr>
+              <w:t xml:space="preserve">不是</w:t>
+            </w:r>
+            <w:r>
+              <w:t xml:space="preserve">独立复现</w:t>
+            </w:r>
+          </w:p>
+        </w:tc>
+        <w:tc>
+          <w:tcPr/>
+          <w:p>
+            <w:pPr>
+              <w:pStyle w:val="Compact"/>
+              <w:jc w:val="center"/>
+            </w:pPr>
+            <w:r>
+              <w:t xml:space="preserve">与</w:t>
             </w:r>
             <w:r>
               <w:t xml:space="preserve"> </w:t>
             </w:r>
             <w:r>
-              <w:t xml:space="preserve">§1.1）⇒ 这是</w:t>
-            </w:r>
-            <w:r>
-              <w:rPr>
-                <w:bCs/>
-                <w:b/>
-              </w:rPr>
-              <w:t xml:space="preserve">根因层面</w:t>
-            </w:r>
-            <w:r>
-              <w:t xml:space="preserve">的印证，</w:t>
-            </w:r>
-            <w:r>
-              <w:rPr>
-                <w:bCs/>
-                <w:b/>
-              </w:rPr>
-              <w:t xml:space="preserve">不是</w:t>
-            </w:r>
-            <w:r>
-              <w:t xml:space="preserve">独立复现</w:t>
-            </w:r>
-          </w:p>
-        </w:tc>
-        <w:tc>
-          <w:tcPr/>
-          <w:p>
-            <w:pPr>
-              <w:pStyle w:val="Compact"/>
-              <w:jc w:val="center"/>
-            </w:pPr>
-            <w:r>
-              <w:t xml:space="preserve">★ 与</w:t>
-            </w:r>
-            <w:r>
-              <w:t xml:space="preserve"> </w:t>
-            </w:r>
-            <w:r>
               <w:rPr>
                 <w:bCs/>
                 <w:b/>
@@ -11424,7 +11286,7 @@
               <w:t xml:space="preserve">A 篇共享</w:t>
             </w:r>
             <w:r>
-              <w:t xml:space="preserve">同一 dual 臂历史读数与同一型号池 ⇒ A 篇 R2 / R3 / R4 的读数</w:t>
+              <w:t xml:space="preserve">同一 dual 臂历史读数与同一型号池，A 篇 R2 / R3 / R4 的读数</w:t>
             </w:r>
             <w:r>
               <w:rPr>
@@ -11434,7 +11296,7 @@
               <w:t xml:space="preserve">同样需按 4 支重算</w:t>
             </w:r>
             <w:r>
-              <w:t xml:space="preserve">（同上 §1.1）；★ 与</w:t>
+              <w:t xml:space="preserve">（同上 §1.1）；与</w:t>
             </w:r>
             <w:r>
               <w:t xml:space="preserve"> </w:t>
@@ -11534,7 +11396,26 @@
               <w:jc w:val="left"/>
             </w:pPr>
             <w:r>
-              <w:t xml:space="preserve">★</w:t>
+              <w:rPr>
+                <w:bCs/>
+                <w:b/>
+              </w:rPr>
+              <w:t xml:space="preserve">有</w:t>
+            </w:r>
+            <w:r>
+              <w:t xml:space="preserve">：旧口径 4.0 → 增量判据 1.0 / 1.0 / 1.0 / 2.0；自校准锚由"归档错位"改判为 0.277 通过</w:t>
+            </w:r>
+          </w:p>
+        </w:tc>
+        <w:tc>
+          <w:tcPr/>
+          <w:p>
+            <w:pPr>
+              <w:pStyle w:val="Compact"/>
+              <w:jc w:val="left"/>
+            </w:pPr>
+            <w:r>
+              <w:t xml:space="preserve">新运行 =</w:t>
             </w:r>
             <w:r>
               <w:t xml:space="preserve"> </w:t>
@@ -11544,31 +11425,6 @@
                 <w:bCs/>
                 <w:b/>
               </w:rPr>
-              <w:t xml:space="preserve">有</w:t>
-            </w:r>
-            <w:r>
-              <w:t xml:space="preserve">：旧口径 4.0 → 增量判据 1.0 / 1.0 / 1.0 / 2.0；自校准锚由"归档错位"改判为 0.277 通过</w:t>
-            </w:r>
-          </w:p>
-        </w:tc>
-        <w:tc>
-          <w:tcPr/>
-          <w:p>
-            <w:pPr>
-              <w:pStyle w:val="Compact"/>
-              <w:jc w:val="left"/>
-            </w:pPr>
-            <w:r>
-              <w:t xml:space="preserve">新运行 = ★</w:t>
-            </w:r>
-            <w:r>
-              <w:t xml:space="preserve"> </w:t>
-            </w:r>
-            <w:r>
-              <w:rPr>
-                <w:bCs/>
-                <w:b/>
-              </w:rPr>
               <w:t xml:space="preserve">无</w:t>
             </w:r>
             <w:r>
@@ -11584,12 +11440,6 @@
               <w:jc w:val="left"/>
             </w:pPr>
             <w:r>
-              <w:t xml:space="preserve">★</w:t>
-            </w:r>
-            <w:r>
-              <w:t xml:space="preserve"> </w:t>
-            </w:r>
-            <w:r>
               <w:rPr>
                 <w:bCs/>
                 <w:b/>
@@ -11606,7 +11456,7 @@
               <w:jc w:val="center"/>
             </w:pPr>
             <w:r>
-              <w:t xml:space="preserve">★ 与</w:t>
+              <w:t xml:space="preserve">与</w:t>
             </w:r>
             <w:r>
               <w:t xml:space="preserve"> </w:t>
@@ -11658,7 +11508,7 @@
               <w:t xml:space="preserve">来源与底稿/04_D_StateMachine_底稿.md</w:t>
             </w:r>
             <w:r>
-              <w:t xml:space="preserve">）｜★</w:t>
+              <w:t xml:space="preserve">）｜</w:t>
             </w:r>
             <w:r>
               <w:t xml:space="preserve"> </w:t>
@@ -11692,7 +11542,26 @@
               <w:jc w:val="left"/>
             </w:pPr>
             <w:r>
-              <w:t xml:space="preserve">★</w:t>
+              <w:rPr>
+                <w:bCs/>
+                <w:b/>
+              </w:rPr>
+              <w:t xml:space="preserve">无</w:t>
+            </w:r>
+            <w:r>
+              <w:t xml:space="preserve">（本篇只转述该读数，未重算）</w:t>
+            </w:r>
+          </w:p>
+        </w:tc>
+        <w:tc>
+          <w:tcPr/>
+          <w:p>
+            <w:pPr>
+              <w:pStyle w:val="Compact"/>
+              <w:jc w:val="left"/>
+            </w:pPr>
+            <w:r>
+              <w:t xml:space="preserve">新运行 =</w:t>
             </w:r>
             <w:r>
               <w:t xml:space="preserve"> </w:t>
@@ -11705,23 +11574,17 @@
               <w:t xml:space="preserve">无</w:t>
             </w:r>
             <w:r>
-              <w:t xml:space="preserve">（本篇只转述该读数，未重算）</w:t>
-            </w:r>
-          </w:p>
-        </w:tc>
-        <w:tc>
-          <w:tcPr/>
-          <w:p>
-            <w:pPr>
-              <w:pStyle w:val="Compact"/>
-              <w:jc w:val="left"/>
-            </w:pPr>
-            <w:r>
-              <w:t xml:space="preserve">新运行 = ★</w:t>
-            </w:r>
-            <w:r>
-              <w:t xml:space="preserve"> </w:t>
-            </w:r>
+              <w:t xml:space="preserve">（本篇未跑判官）；新评价者 = 无</w:t>
+            </w:r>
+          </w:p>
+        </w:tc>
+        <w:tc>
+          <w:tcPr/>
+          <w:p>
+            <w:pPr>
+              <w:pStyle w:val="Compact"/>
+              <w:jc w:val="left"/>
+            </w:pPr>
             <w:r>
               <w:rPr>
                 <w:bCs/>
@@ -11729,31 +11592,6 @@
               </w:rPr>
               <w:t xml:space="preserve">无</w:t>
             </w:r>
-            <w:r>
-              <w:t xml:space="preserve">（本篇未跑判官）；新评价者 = 无</w:t>
-            </w:r>
-          </w:p>
-        </w:tc>
-        <w:tc>
-          <w:tcPr/>
-          <w:p>
-            <w:pPr>
-              <w:pStyle w:val="Compact"/>
-              <w:jc w:val="left"/>
-            </w:pPr>
-            <w:r>
-              <w:t xml:space="preserve">★</w:t>
-            </w:r>
-            <w:r>
-              <w:t xml:space="preserve"> </w:t>
-            </w:r>
-            <w:r>
-              <w:rPr>
-                <w:bCs/>
-                <w:b/>
-              </w:rPr>
-              <w:t xml:space="preserve">无</w:t>
-            </w:r>
           </w:p>
         </w:tc>
         <w:tc>
@@ -11764,7 +11602,7 @@
               <w:jc w:val="center"/>
             </w:pPr>
             <w:r>
-              <w:t xml:space="preserve">★ 与</w:t>
+              <w:t xml:space="preserve">与</w:t>
             </w:r>
             <w:r>
               <w:t xml:space="preserve"> </w:t>
@@ -11807,7 +11645,99 @@
               <w:jc w:val="left"/>
             </w:pPr>
             <w:r>
-              <w:t xml:space="preserve">★</w:t>
+              <w:rPr>
+                <w:bCs/>
+                <w:b/>
+              </w:rPr>
+              <w:t xml:space="preserve">无原始实验</w:t>
+            </w:r>
+            <w:r>
+              <w:t xml:space="preserve">（本篇是 position / measurement-protocol paper）</w:t>
+            </w:r>
+          </w:p>
+        </w:tc>
+        <w:tc>
+          <w:tcPr/>
+          <w:p>
+            <w:pPr>
+              <w:pStyle w:val="Compact"/>
+              <w:jc w:val="left"/>
+            </w:pPr>
+            <w:r>
+              <w:t xml:space="preserve">上面各组的案例库</w:t>
+            </w:r>
+          </w:p>
+        </w:tc>
+        <w:tc>
+          <w:tcPr/>
+          <w:p>
+            <w:pPr>
+              <w:pStyle w:val="Compact"/>
+              <w:jc w:val="left"/>
+            </w:pPr>
+            <w:r>
+              <w:rPr>
+                <w:bCs/>
+                <w:b/>
+              </w:rPr>
+              <w:t xml:space="preserve">无</w:t>
+            </w:r>
+          </w:p>
+        </w:tc>
+        <w:tc>
+          <w:tcPr/>
+          <w:p>
+            <w:pPr>
+              <w:pStyle w:val="Compact"/>
+              <w:jc w:val="left"/>
+            </w:pPr>
+            <w:r>
+              <w:rPr>
+                <w:bCs/>
+                <w:b/>
+              </w:rPr>
+              <w:t xml:space="preserve">无</w:t>
+            </w:r>
+          </w:p>
+        </w:tc>
+        <w:tc>
+          <w:tcPr/>
+          <w:p>
+            <w:pPr>
+              <w:pStyle w:val="Compact"/>
+              <w:jc w:val="left"/>
+            </w:pPr>
+            <w:r>
+              <w:rPr>
+                <w:bCs/>
+                <w:b/>
+              </w:rPr>
+              <w:t xml:space="preserve">无</w:t>
+            </w:r>
+            <w:r>
+              <w:t xml:space="preserve">：规程的有效性</w:t>
+            </w:r>
+            <w:r>
+              <w:rPr>
+                <w:bCs/>
+                <w:b/>
+              </w:rPr>
+              <w:t xml:space="preserve">未被任何跨方法量化验证</w:t>
+            </w:r>
+            <w:r>
+              <w:t xml:space="preserve">（§7 第 2 条、§9）</w:t>
+            </w:r>
+          </w:p>
+        </w:tc>
+        <w:tc>
+          <w:tcPr/>
+          <w:p>
+            <w:pPr>
+              <w:pStyle w:val="Compact"/>
+              <w:jc w:val="center"/>
+            </w:pPr>
+            <w:r>
+              <w:t xml:space="preserve">本篇输出的规程被</w:t>
             </w:r>
             <w:r>
               <w:t xml:space="preserve"> </w:t>
@@ -11817,141 +11747,22 @@
                 <w:bCs/>
                 <w:b/>
               </w:rPr>
-              <w:t xml:space="preserve">无原始实验</w:t>
-            </w:r>
-            <w:r>
-              <w:t xml:space="preserve">（本篇是 position / measurement-protocol paper）</w:t>
-            </w:r>
-          </w:p>
-        </w:tc>
-        <w:tc>
-          <w:tcPr/>
-          <w:p>
-            <w:pPr>
-              <w:pStyle w:val="Compact"/>
-              <w:jc w:val="left"/>
-            </w:pPr>
-            <w:r>
-              <w:t xml:space="preserve">上面各组的案例库</w:t>
-            </w:r>
-          </w:p>
-        </w:tc>
-        <w:tc>
-          <w:tcPr/>
-          <w:p>
-            <w:pPr>
-              <w:pStyle w:val="Compact"/>
-              <w:jc w:val="left"/>
-            </w:pPr>
-            <w:r>
-              <w:t xml:space="preserve">★</w:t>
+              <w:t xml:space="preserve">A 篇 / D 篇引用</w:t>
+            </w:r>
+            <w:r>
+              <w:t xml:space="preserve">（定位见</w:t>
             </w:r>
             <w:r>
               <w:t xml:space="preserve"> </w:t>
             </w:r>
             <w:r>
               <w:rPr>
-                <w:bCs/>
-                <w:b/>
-              </w:rPr>
-              <w:t xml:space="preserve">无</w:t>
-            </w:r>
-          </w:p>
-        </w:tc>
-        <w:tc>
-          <w:tcPr/>
-          <w:p>
-            <w:pPr>
-              <w:pStyle w:val="Compact"/>
-              <w:jc w:val="left"/>
-            </w:pPr>
-            <w:r>
-              <w:t xml:space="preserve">★</w:t>
-            </w:r>
-            <w:r>
-              <w:t xml:space="preserve"> </w:t>
-            </w:r>
-            <w:r>
-              <w:rPr>
-                <w:bCs/>
-                <w:b/>
-              </w:rPr>
-              <w:t xml:space="preserve">无</w:t>
-            </w:r>
-          </w:p>
-        </w:tc>
-        <w:tc>
-          <w:tcPr/>
-          <w:p>
-            <w:pPr>
-              <w:pStyle w:val="Compact"/>
-              <w:jc w:val="left"/>
-            </w:pPr>
-            <w:r>
-              <w:t xml:space="preserve">★</w:t>
-            </w:r>
-            <w:r>
-              <w:t xml:space="preserve"> </w:t>
-            </w:r>
-            <w:r>
-              <w:rPr>
-                <w:bCs/>
-                <w:b/>
-              </w:rPr>
-              <w:t xml:space="preserve">无</w:t>
-            </w:r>
-            <w:r>
-              <w:t xml:space="preserve">：规程的有效性</w:t>
-            </w:r>
-            <w:r>
-              <w:rPr>
-                <w:bCs/>
-                <w:b/>
-              </w:rPr>
-              <w:t xml:space="preserve">未被任何跨方法量化验证</w:t>
-            </w:r>
-            <w:r>
-              <w:t xml:space="preserve">（§7 第 2 条、§9）</w:t>
-            </w:r>
-          </w:p>
-        </w:tc>
-        <w:tc>
-          <w:tcPr/>
-          <w:p>
-            <w:pPr>
-              <w:pStyle w:val="Compact"/>
-              <w:jc w:val="center"/>
-            </w:pPr>
-            <w:r>
-              <w:t xml:space="preserve">★ 本篇输出的规程被</w:t>
-            </w:r>
-            <w:r>
-              <w:t xml:space="preserve"> </w:t>
-            </w:r>
-            <w:r>
-              <w:rPr>
-                <w:bCs/>
-                <w:b/>
-              </w:rPr>
-              <w:t xml:space="preserve">A 篇 / D 篇引用</w:t>
-            </w:r>
-            <w:r>
-              <w:t xml:space="preserve">（定位见</w:t>
-            </w:r>
-            <w:r>
-              <w:t xml:space="preserve"> </w:t>
-            </w:r>
-            <w:r>
-              <w:rPr>
                 <w:rStyle w:val="VerbatimChar"/>
               </w:rPr>
               <w:t xml:space="preserve">来源与底稿/00_论文簇总纲_原底稿.md</w:t>
             </w:r>
             <w:r>
-              <w:t xml:space="preserve">）⇒ ★</w:t>
-            </w:r>
-            <w:r>
-              <w:t xml:space="preserve"> </w:t>
+              <w:t xml:space="preserve">），</w:t>
             </w:r>
             <w:r>
               <w:rPr>
@@ -12047,7 +11858,7 @@
         <w:t xml:space="preserve"> </w:t>
       </w:r>
       <w:r>
-        <w:t xml:space="preserve">需要一个跨方法的对照（例如：同批实验在有/无规程下的误报率）。★</w:t>
+        <w:t xml:space="preserve">需要一个跨方法的对照（例如：同批实验在有/无规程下的误报率）。</w:t>
       </w:r>
       <w:r>
         <w:t xml:space="preserve"> </w:t>
@@ -12070,7 +11881,7 @@
         <w:t xml:space="preserve">未</w:t>
       </w:r>
       <w:r>
-        <w:t xml:space="preserve">做该跨方法对照 ⇒ 本文对"规程能减少误报"的主张</w:t>
+        <w:t xml:space="preserve">做该跨方法对照，本文对"规程能减少误报"的主张</w:t>
       </w:r>
       <w:r>
         <w:rPr>
@@ -12308,7 +12119,7 @@
         <w:t xml:space="preserve"> </w:t>
       </w:r>
       <w:r>
-        <w:t xml:space="preserve">★ 「是否影响本文核心结论」一列回答的是：</w:t>
+        <w:t xml:space="preserve">「是否影响本文核心结论」一列回答的是：</w:t>
       </w:r>
       <w:r>
         <w:rPr>
@@ -12324,12 +12135,6 @@
         <w:t xml:space="preserve"> </w:t>
       </w:r>
       <w:r>
-        <w:t xml:space="preserve">★</w:t>
-      </w:r>
-      <w:r>
-        <w:t xml:space="preserve"> </w:t>
-      </w:r>
-      <w:r>
         <w:rPr>
           <w:bCs/>
           <w:b/>
@@ -12343,12 +12148,6 @@
         <w:t xml:space="preserve"> </w:t>
       </w:r>
       <w:r>
-        <w:t xml:space="preserve">★</w:t>
-      </w:r>
-      <w:r>
-        <w:t xml:space="preserve"> </w:t>
-      </w:r>
-      <w:r>
         <w:rPr>
           <w:bCs/>
           <w:b/>
@@ -12380,7 +12179,7 @@
         <w:t xml:space="preserve"> </w:t>
       </w:r>
       <w:r>
-        <w:t xml:space="preserve">= 该读数的一手材料待回查）；★</w:t>
+        <w:t xml:space="preserve">= 该读数的一手材料待回查）；</w:t>
       </w:r>
       <w:r>
         <w:t xml:space="preserve"> </w:t>
@@ -12542,12 +12341,6 @@
               <w:jc w:val="center"/>
             </w:pPr>
             <w:r>
-              <w:t xml:space="preserve">★</w:t>
-            </w:r>
-            <w:r>
-              <w:t xml:space="preserve"> </w:t>
-            </w:r>
-            <w:r>
               <w:rPr>
                 <w:bCs/>
                 <w:b/>
@@ -12642,12 +12435,6 @@
               <w:jc w:val="center"/>
             </w:pPr>
             <w:r>
-              <w:t xml:space="preserve">★</w:t>
-            </w:r>
-            <w:r>
-              <w:t xml:space="preserve"> </w:t>
-            </w:r>
-            <w:r>
               <w:rPr>
                 <w:bCs/>
                 <w:b/>
@@ -12742,12 +12529,6 @@
               <w:jc w:val="center"/>
             </w:pPr>
             <w:r>
-              <w:t xml:space="preserve">★</w:t>
-            </w:r>
-            <w:r>
-              <w:t xml:space="preserve"> </w:t>
-            </w:r>
-            <w:r>
               <w:rPr>
                 <w:bCs/>
                 <w:b/>
@@ -12852,12 +12633,6 @@
               <w:jc w:val="center"/>
             </w:pPr>
             <w:r>
-              <w:t xml:space="preserve">★</w:t>
-            </w:r>
-            <w:r>
-              <w:t xml:space="preserve"> </w:t>
-            </w:r>
-            <w:r>
               <w:rPr>
                 <w:bCs/>
                 <w:b/>
@@ -12962,22 +12737,16 @@
               <w:jc w:val="center"/>
             </w:pPr>
             <w:r>
-              <w:t xml:space="preserve">★</w:t>
+              <w:rPr>
+                <w:bCs/>
+                <w:b/>
+              </w:rPr>
+              <w:t xml:space="preserve">是</w:t>
             </w:r>
             <w:r>
               <w:t xml:space="preserve"> </w:t>
             </w:r>
             <w:r>
-              <w:rPr>
-                <w:bCs/>
-                <w:b/>
-              </w:rPr>
-              <w:t xml:space="preserve">是</w:t>
-            </w:r>
-            <w:r>
-              <w:t xml:space="preserve"> </w:t>
-            </w:r>
-            <w:r>
               <w:t xml:space="preserve">—— 决定 §7 第 2 条能否闭合，也决定摘要 P3"重要的独立核验机制"这一措辞</w:t>
             </w:r>
             <w:r>
@@ -12995,7 +12764,7 @@
                 <w:bCs/>
                 <w:b/>
               </w:rPr>
-              <w:t xml:space="preserve">不做 ⇒ 本文只能停在"案例驱动的规程论文"</w:t>
+              <w:t xml:space="preserve">不做，本文只能停在"案例驱动的规程论文"</w:t>
             </w:r>
           </w:p>
         </w:tc>
@@ -13079,12 +12848,6 @@
               <w:jc w:val="center"/>
             </w:pPr>
             <w:r>
-              <w:t xml:space="preserve">★</w:t>
-            </w:r>
-            <w:r>
-              <w:t xml:space="preserve"> </w:t>
-            </w:r>
-            <w:r>
               <w:rPr>
                 <w:bCs/>
                 <w:b/>
@@ -13176,28 +12939,22 @@
               <w:jc w:val="center"/>
             </w:pPr>
             <w:r>
-              <w:t xml:space="preserve">★</w:t>
+              <w:rPr>
+                <w:bCs/>
+                <w:b/>
+              </w:rPr>
+              <w:t xml:space="preserve">是</w:t>
             </w:r>
             <w:r>
               <w:t xml:space="preserve"> </w:t>
             </w:r>
             <w:r>
-              <w:rPr>
-                <w:bCs/>
-                <w:b/>
-              </w:rPr>
-              <w:t xml:space="preserve">是</w:t>
+              <w:t xml:space="preserve">—— 决定 ⑦–⑩ 能否从</w:t>
             </w:r>
             <w:r>
               <w:t xml:space="preserve"> </w:t>
             </w:r>
             <w:r>
-              <w:t xml:space="preserve">—— 决定 ⑦–⑩ 能否从</w:t>
-            </w:r>
-            <w:r>
-              <w:t xml:space="preserve"> </w:t>
-            </w:r>
-            <w:r>
               <w:rPr>
                 <w:bCs/>
                 <w:b/>
@@ -13212,7 +12969,7 @@
                 <w:bCs/>
                 <w:b/>
               </w:rPr>
-              <w:t xml:space="preserve">不回查 ⇒ 本文对第三层的陈述只能是"审计报告层面的判断"</w:t>
+              <w:t xml:space="preserve">不回查，本文对第三层的陈述只能是"审计报告层面的判断"</w:t>
             </w:r>
           </w:p>
         </w:tc>
@@ -13296,12 +13053,6 @@
               <w:jc w:val="center"/>
             </w:pPr>
             <w:r>
-              <w:t xml:space="preserve">★</w:t>
-            </w:r>
-            <w:r>
-              <w:t xml:space="preserve"> </w:t>
-            </w:r>
-            <w:r>
               <w:rPr>
                 <w:bCs/>
                 <w:b/>
@@ -13396,12 +13147,6 @@
               <w:jc w:val="center"/>
             </w:pPr>
             <w:r>
-              <w:t xml:space="preserve">★</w:t>
-            </w:r>
-            <w:r>
-              <w:t xml:space="preserve"> </w:t>
-            </w:r>
-            <w:r>
               <w:rPr>
                 <w:bCs/>
                 <w:b/>
@@ -13493,53 +13238,47 @@
               <w:jc w:val="center"/>
             </w:pPr>
             <w:r>
-              <w:t xml:space="preserve">★</w:t>
+              <w:rPr>
+                <w:bCs/>
+                <w:b/>
+              </w:rPr>
+              <w:t xml:space="preserve">否</w:t>
             </w:r>
             <w:r>
               <w:t xml:space="preserve"> </w:t>
             </w:r>
             <w:r>
-              <w:rPr>
-                <w:bCs/>
-                <w:b/>
-              </w:rPr>
-              <w:t xml:space="preserve">否</w:t>
+              <w:t xml:space="preserve">—— ⑬ 的级别由已回源的"位置一致率 0.00"承担；本项补齐</w:t>
             </w:r>
             <w:r>
               <w:t xml:space="preserve"> </w:t>
             </w:r>
             <w:r>
-              <w:t xml:space="preserve">—— ⑬ 的级别由已回源的"位置一致率 0.00"承担；本项补齐</w:t>
+              <w:rPr>
+                <w:rStyle w:val="VerbatimChar"/>
+              </w:rPr>
+              <w:t xml:space="preserve">[3,3,0]</w:t>
             </w:r>
             <w:r>
               <w:t xml:space="preserve"> </w:t>
             </w:r>
             <w:r>
+              <w:t xml:space="preserve">/</w:t>
+            </w:r>
+            <w:r>
+              <w:t xml:space="preserve"> </w:t>
+            </w:r>
+            <w:r>
               <w:rPr>
                 <w:rStyle w:val="VerbatimChar"/>
               </w:rPr>
-              <w:t xml:space="preserve">[3,3,0]</w:t>
+              <w:t xml:space="preserve">[0,0,3,2]</w:t>
             </w:r>
             <w:r>
               <w:t xml:space="preserve"> </w:t>
             </w:r>
             <w:r>
-              <w:t xml:space="preserve">/</w:t>
-            </w:r>
-            <w:r>
-              <w:t xml:space="preserve"> </w:t>
-            </w:r>
-            <w:r>
-              <w:rPr>
-                <w:rStyle w:val="VerbatimChar"/>
-              </w:rPr>
-              <w:t xml:space="preserve">[0,0,3,2]</w:t>
-            </w:r>
-            <w:r>
-              <w:t xml:space="preserve"> </w:t>
-            </w:r>
-            <w:r>
-              <w:t xml:space="preserve">与"1000 次 ⇒ 80 个唯一补全"的原文出处</w:t>
+              <w:t xml:space="preserve">与"1000 次，80 个唯一补全"的原文出处</w:t>
             </w:r>
           </w:p>
         </w:tc>
@@ -13619,12 +13358,6 @@
               <w:pStyle w:val="Compact"/>
               <w:jc w:val="center"/>
             </w:pPr>
-            <w:r>
-              <w:t xml:space="preserve">★</w:t>
-            </w:r>
-            <w:r>
-              <w:t xml:space="preserve"> </w:t>
-            </w:r>
             <w:r>
               <w:rPr>
                 <w:bCs/>
@@ -13684,7 +13417,7 @@
       </w:r>
     </w:p>
     <w:bookmarkEnd w:id="53"/>
-    <w:bookmarkStart w:id="54" w:name="附录-a-六类失效的原始记录-一手"/>
+    <w:bookmarkStart w:id="54" w:name="X15d21418ab576e988aed7dfd9a7bed51315849a"/>
     <w:p>
       <w:pPr>
         <w:pStyle w:val="Heading2"/>
@@ -13702,72 +13435,64 @@
         <w:t xml:space="preserve"> </w:t>
       </w:r>
       <w:r>
-        <w:t xml:space="preserve">一手）</w:t>
+        <w:t xml:space="preserve">一手）完整原文见公开仓</w:t>
+      </w:r>
+      <w:r>
+        <w:t xml:space="preserve"> </w:t>
+      </w:r>
+      <w:r>
+        <w:rPr>
+          <w:rStyle w:val="VerbatimChar"/>
+        </w:rPr>
+        <w:t xml:space="preserve">agent-creativity-mechanism-study</w:t>
+      </w:r>
+      <w:r>
+        <w:t xml:space="preserve"> </w:t>
+      </w:r>
+      <w:r>
+        <w:t xml:space="preserve">的</w:t>
+      </w:r>
+      <w:r>
+        <w:t xml:space="preserve"> </w:t>
+      </w:r>
+      <w:r>
+        <w:rPr>
+          <w:rStyle w:val="VerbatimChar"/>
+        </w:rPr>
+        <w:t xml:space="preserve">POSTMORTEM.md</w:t>
+      </w:r>
+      <w:r>
+        <w:t xml:space="preserve">（"我在这项研究里犯的六个错"）与</w:t>
+      </w:r>
+      <w:r>
+        <w:t xml:space="preserve"> </w:t>
+      </w:r>
+      <w:r>
+        <w:rPr>
+          <w:rStyle w:val="VerbatimChar"/>
+        </w:rPr>
+        <w:t xml:space="preserve">HANDOVER.md</w:t>
+      </w:r>
+      <w:r>
+        <w:t xml:space="preserve"> </w:t>
+      </w:r>
+      <w:r>
+        <w:t xml:space="preserve">§3（失效模式表）。本文 §2 的六个小节即其压缩转述，</w:t>
+      </w:r>
+      <w:r>
+        <w:rPr>
+          <w:bCs/>
+          <w:b/>
+        </w:rPr>
+        <w:t xml:space="preserve">未添加任何原文没有的判断</w:t>
+      </w:r>
+      <w:r>
+        <w:t xml:space="preserve">。</w:t>
       </w:r>
     </w:p>
     <w:p>
       <w:pPr>
         <w:pStyle w:val="FirstParagraph"/>
-      </w:pPr>
-      <w:r>
-        <w:t xml:space="preserve">完整原文见公开仓</w:t>
-      </w:r>
-      <w:r>
-        <w:t xml:space="preserve"> </w:t>
-      </w:r>
-      <w:r>
-        <w:rPr>
-          <w:rStyle w:val="VerbatimChar"/>
-        </w:rPr>
-        <w:t xml:space="preserve">agent-creativity-mechanism-study</w:t>
-      </w:r>
-      <w:r>
-        <w:t xml:space="preserve"> </w:t>
-      </w:r>
-      <w:r>
-        <w:t xml:space="preserve">的</w:t>
-      </w:r>
-      <w:r>
-        <w:t xml:space="preserve"> </w:t>
-      </w:r>
-      <w:r>
-        <w:rPr>
-          <w:rStyle w:val="VerbatimChar"/>
-        </w:rPr>
-        <w:t xml:space="preserve">POSTMORTEM.md</w:t>
-      </w:r>
-      <w:r>
-        <w:t xml:space="preserve">（"我在这项研究里犯的六个错"）与</w:t>
-      </w:r>
-      <w:r>
-        <w:t xml:space="preserve"> </w:t>
-      </w:r>
-      <w:r>
-        <w:rPr>
-          <w:rStyle w:val="VerbatimChar"/>
-        </w:rPr>
-        <w:t xml:space="preserve">HANDOVER.md</w:t>
-      </w:r>
-      <w:r>
-        <w:t xml:space="preserve"> </w:t>
-      </w:r>
-      <w:r>
-        <w:t xml:space="preserve">§3（失效模式表）。本文 §2 的六个小节即其压缩转述，</w:t>
-      </w:r>
-      <w:r>
-        <w:rPr>
-          <w:bCs/>
-          <w:b/>
-        </w:rPr>
-        <w:t xml:space="preserve">未添加任何原文没有的判断</w:t>
-      </w:r>
-      <w:r>
-        <w:t xml:space="preserve">。</w:t>
-      </w:r>
-    </w:p>
-    <w:p>
-      <w:pPr>
-        <w:pStyle w:val="BodyText"/>
       </w:pPr>
       <w:r>
         <w:rPr>
@@ -14369,7 +14094,7 @@
           <w:iCs/>
           <w:i/>
         </w:rPr>
-        <w:t xml:space="preserve">处不得在定稿前保留。★</w:t>
+        <w:t xml:space="preserve">处不得在定稿前保留。</w:t>
       </w:r>
       <w:r>
         <w:rPr>
@@ -14392,7 +14117,7 @@
           <w:iCs/>
           <w:i/>
         </w:rPr>
-        <w:t xml:space="preserve">；★</w:t>
+        <w:t xml:space="preserve">；</w:t>
       </w:r>
       <w:r>
         <w:rPr>
@@ -14527,7 +14252,7 @@
         <w:pStyle w:val="Heading3"/>
       </w:pPr>
       <w:r>
-        <w:t xml:space="preserve">D.1 ★ 新增第十一类：</w:t>
+        <w:t xml:space="preserve">D.1 新增第十一类：</w:t>
       </w:r>
       <w:r>
         <w:rPr>
@@ -14564,7 +14289,7 @@
         <w:t xml:space="preserve"> </w:t>
       </w:r>
       <w:r>
-        <w:t xml:space="preserve">一手代码 + 实测；★</w:t>
+        <w:t xml:space="preserve">一手代码 + 实测；</w:t>
       </w:r>
       <w:r>
         <w:t xml:space="preserve"> </w:t>
@@ -14713,10 +14438,7 @@
         <w:t xml:space="preserve"> </w:t>
       </w:r>
       <w:r>
-        <w:t xml:space="preserve">取档 ⇒</w:t>
-      </w:r>
-      <w:r>
-        <w:t xml:space="preserve"> </w:t>
+        <w:t xml:space="preserve">取档，</w:t>
       </w:r>
       <w:r>
         <w:rPr>
@@ -14726,10 +14448,7 @@
         <w:t xml:space="preserve">第 5 支必是已下架型号</w:t>
       </w:r>
       <w:r>
-        <w:t xml:space="preserve"> </w:t>
-      </w:r>
-      <w:r>
-        <w:t xml:space="preserve">⇒ 返回空串 ⇒ 被</w:t>
+        <w:t xml:space="preserve">，返回空串，被</w:t>
       </w:r>
       <w:r>
         <w:t xml:space="preserve"> </w:t>
@@ -14744,10 +14463,7 @@
         <w:t xml:space="preserve"> </w:t>
       </w:r>
       <w:r>
-        <w:t xml:space="preserve">过滤 ⇒</w:t>
-      </w:r>
-      <w:r>
-        <w:t xml:space="preserve"> </w:t>
+        <w:t xml:space="preserve">过滤，</w:t>
       </w:r>
       <w:r>
         <w:rPr>
@@ -14763,7 +14479,7 @@
         <w:t xml:space="preserve"> </w:t>
       </w:r>
       <w:r>
-        <w:t xml:space="preserve">- ⇒</w:t>
+        <w:t xml:space="preserve">-</w:t>
       </w:r>
       <w:r>
         <w:t xml:space="preserve"> </w:t>
@@ -14890,10 +14606,7 @@
         <w:t xml:space="preserve">恰好取到失效下标</w:t>
       </w:r>
       <w:r>
-        <w:t xml:space="preserve">的臂受影响（5 分支臂中招，1/3 分支臂不中招）⇒</w:t>
-      </w:r>
-      <w:r>
-        <w:t xml:space="preserve"> </w:t>
+        <w:t xml:space="preserve">的臂受影响（5 分支臂中招，1/3 分支臂不中招），</w:t>
       </w:r>
       <w:r>
         <w:rPr>
@@ -14910,7 +14623,7 @@
         <w:pStyle w:val="Heading3"/>
       </w:pPr>
       <w:r>
-        <w:t xml:space="preserve">D.2 ★ 新增第十二类：</w:t>
+        <w:t xml:space="preserve">D.2 新增第十二类：</w:t>
       </w:r>
       <w:r>
         <w:rPr>
@@ -14938,7 +14651,7 @@
         <w:t xml:space="preserve">E1</w:t>
       </w:r>
       <w:r>
-        <w:t xml:space="preserve">（§1.4）｜★ 实例 A 与实例 C</w:t>
+        <w:t xml:space="preserve">（§1.4）｜ 实例 A 与实例 C</w:t>
       </w:r>
       <w:r>
         <w:t xml:space="preserve"> </w:t>
@@ -14963,17 +14676,17 @@
         <w:t xml:space="preserve">来源与底稿/来源_第二组交付报告_1025_全文_872行_结论0至2.17.md</w:t>
       </w:r>
       <w:r>
-        <w:t xml:space="preserve">（结论 4 ③ 与第二部分 B「我推翻了自己的什么」）｜★</w:t>
-      </w:r>
-      <w:r>
-        <w:t xml:space="preserve"> </w:t>
-      </w:r>
-      <w:r>
-        <w:rPr>
-          <w:bCs/>
-          <w:b/>
-        </w:rPr>
-        <w:t xml:space="preserve">实例 B 的原始分母表本包内未核到 ⇒ 记为</w:t>
+        <w:t xml:space="preserve">（结论 4 ③ 与第二部分 B「我推翻了自己的什么」）｜</w:t>
+      </w:r>
+      <w:r>
+        <w:t xml:space="preserve"> </w:t>
+      </w:r>
+      <w:r>
+        <w:rPr>
+          <w:bCs/>
+          <w:b/>
+        </w:rPr>
+        <w:t xml:space="preserve">实例 B 的原始分母表本包内未核到，记为</w:t>
       </w:r>
       <w:r>
         <w:rPr>
@@ -15032,13 +14745,7 @@
         <w:t xml:space="preserve">cos ≥ 0.7</w:t>
       </w:r>
       <w:r>
-        <w:t xml:space="preserve"> </w:t>
-      </w:r>
-      <w:r>
-        <w:t xml:space="preserve">⇒</w:t>
-      </w:r>
-      <w:r>
-        <w:t xml:space="preserve"> </w:t>
+        <w:t xml:space="preserve">，</w:t>
       </w:r>
       <w:r>
         <w:rPr>
@@ -15054,12 +14761,6 @@
         <w:t xml:space="preserve"> </w:t>
       </w:r>
       <w:r>
-        <w:t xml:space="preserve">⇒</w:t>
-      </w:r>
-      <w:r>
-        <w:t xml:space="preserve"> </w:t>
-      </w:r>
-      <w:r>
         <w:rPr>
           <w:bCs/>
           <w:b/>
@@ -15070,7 +14771,7 @@
         <w:t xml:space="preserve"> </w:t>
       </w:r>
       <w:r>
-        <w:t xml:space="preserve">⇒ 修法：</w:t>
+        <w:t xml:space="preserve">修法：</w:t>
       </w:r>
       <w:r>
         <w:rPr>
@@ -15143,13 +14844,7 @@
         <w:t xml:space="preserve">5 个非零矛盾率样本的分母都 = 1</w:t>
       </w:r>
       <w:r>
-        <w:t xml:space="preserve"> </w:t>
-      </w:r>
-      <w:r>
-        <w:t xml:space="preserve">⇒</w:t>
-      </w:r>
-      <w:r>
-        <w:t xml:space="preserve"> </w:t>
+        <w:t xml:space="preserve">，</w:t>
       </w:r>
       <w:r>
         <w:rPr>
@@ -15165,12 +14860,6 @@
         <w:t xml:space="preserve"> </w:t>
       </w:r>
       <w:r>
-        <w:t xml:space="preserve">⇒ ★</w:t>
-      </w:r>
-      <w:r>
-        <w:t xml:space="preserve"> </w:t>
-      </w:r>
-      <w:r>
         <w:rPr>
           <w:bCs/>
           <w:b/>
@@ -15188,13 +14877,7 @@
         <w:t xml:space="preserve">没有可分辨的取值空间</w:t>
       </w:r>
       <w:r>
-        <w:t xml:space="preserve"> </w:t>
-      </w:r>
-      <w:r>
-        <w:t xml:space="preserve">⇒</w:t>
-      </w:r>
-      <w:r>
-        <w:t xml:space="preserve"> </w:t>
+        <w:t xml:space="preserve">，</w:t>
       </w:r>
       <w:r>
         <w:rPr>
@@ -15204,13 +14887,7 @@
         <w:t xml:space="preserve">本文不据此对任何效应下"未检出"判决</w:t>
       </w:r>
       <w:r>
-        <w:t xml:space="preserve">（本文亦未做该对比的功效估计）。</w:t>
-      </w:r>
-      <w:r>
-        <w:t xml:space="preserve"> </w:t>
-      </w:r>
-      <w:r>
-        <w:t xml:space="preserve">⇒ 通用规则：</w:t>
+        <w:t xml:space="preserve">（本文亦未做该对比的功效估计）。通用规则：</w:t>
       </w:r>
       <w:r>
         <w:rPr>
@@ -15257,13 +14934,7 @@
         <w:t xml:space="preserve">跨支均值</w:t>
       </w:r>
       <w:r>
-        <w:t xml:space="preserve"> </w:t>
-      </w:r>
-      <w:r>
-        <w:t xml:space="preserve">⇒ 只复制了其中一支的输出只能拿 ≈1/n（n=5 ⇒ 0.2）⇒ 我据此判"历史归档错位"⇒</w:t>
-      </w:r>
-      <w:r>
-        <w:t xml:space="preserve"> </w:t>
+        <w:t xml:space="preserve">，只复制了其中一支的输出只能拿 ≈1/n（n=5，0.2），我据此判"历史归档错位"，</w:t>
       </w:r>
       <w:r>
         <w:rPr>
@@ -15273,13 +14944,7 @@
         <w:t xml:space="preserve">其实是我的锚错了</w:t>
       </w:r>
       <w:r>
-        <w:t xml:space="preserve">（实测 0.277 本该通过）。</w:t>
-      </w:r>
-      <w:r>
-        <w:t xml:space="preserve"> </w:t>
-      </w:r>
-      <w:r>
-        <w:t xml:space="preserve">⇒ 通用规则：</w:t>
+        <w:t xml:space="preserve">（实测 0.277 本该通过）。通用规则：</w:t>
       </w:r>
       <w:r>
         <w:rPr>
@@ -15299,19 +14964,13 @@
         <w:t xml:space="preserve">最像它的那支</w:t>
       </w:r>
       <w:r>
-        <w:t xml:space="preserve">的覆盖率）⇒ 应 ≈ 1.0。</w:t>
+        <w:t xml:space="preserve">的覆盖率），应 ≈ 1.0。</w:t>
       </w:r>
     </w:p>
     <w:p>
       <w:pPr>
         <w:pStyle w:val="BodyText"/>
       </w:pPr>
-      <w:r>
-        <w:t xml:space="preserve">★</w:t>
-      </w:r>
-      <w:r>
-        <w:t xml:space="preserve"> </w:t>
-      </w:r>
       <w:r>
         <w:rPr>
           <w:bCs/>
@@ -15340,7 +14999,7 @@
         <w:pStyle w:val="Heading3"/>
       </w:pPr>
       <w:r>
-        <w:t xml:space="preserve">D.3 ★ 新增第十三类：</w:t>
+        <w:t xml:space="preserve">D.3 新增第十三类：</w:t>
       </w:r>
       <w:r>
         <w:rPr>
@@ -15368,7 +15027,7 @@
         <w:t xml:space="preserve">E1</w:t>
       </w:r>
       <w:r>
-        <w:t xml:space="preserve">（§1.4）｜★</w:t>
+        <w:t xml:space="preserve">（§1.4）｜</w:t>
       </w:r>
       <w:r>
         <w:t xml:space="preserve"> </w:t>
@@ -15393,17 +15052,17 @@
         <w:t xml:space="preserve">来源与底稿/04_D_StateMachine_底稿.md</w:t>
       </w:r>
       <w:r>
-        <w:t xml:space="preserve">｜★</w:t>
-      </w:r>
-      <w:r>
-        <w:t xml:space="preserve"> </w:t>
-      </w:r>
-      <w:r>
-        <w:rPr>
-          <w:bCs/>
-          <w:b/>
-        </w:rPr>
-        <w:t xml:space="preserve">下方卡片读数明细与文献对照本包内未核到 ⇒ 记为</w:t>
+        <w:t xml:space="preserve">｜</w:t>
+      </w:r>
+      <w:r>
+        <w:t xml:space="preserve"> </w:t>
+      </w:r>
+      <w:r>
+        <w:rPr>
+          <w:bCs/>
+          <w:b/>
+        </w:rPr>
+        <w:t xml:space="preserve">下方卡片读数明细与文献对照本包内未核到，记为</w:t>
       </w:r>
       <w:r>
         <w:rPr>
@@ -15623,14 +15282,7 @@
                 <w:bCs/>
                 <w:b/>
               </w:rPr>
-              <w:t xml:space="preserve"> </w:t>
-            </w:r>
-            <w:r>
-              <w:rPr>
-                <w:bCs/>
-                <w:b/>
-              </w:rPr>
-              <w:t xml:space="preserve">⇒ 波动 3</w:t>
+              <w:t xml:space="preserve">，波动 3</w:t>
             </w:r>
           </w:p>
         </w:tc>
@@ -15641,17 +15293,11 @@
         <w:pStyle w:val="BodyText"/>
       </w:pPr>
       <w:r>
-        <w:t xml:space="preserve">⇒</w:t>
-      </w:r>
-      <w:r>
-        <w:t xml:space="preserve"> </w:t>
-      </w:r>
-      <w:r>
-        <w:rPr>
-          <w:bCs/>
-          <w:b/>
-        </w:rPr>
-        <w:t xml:space="preserve">"temperature = 0 ⇒ 评测可复现"是一个不成立的假设</w:t>
+        <w:rPr>
+          <w:bCs/>
+          <w:b/>
+        </w:rPr>
+        <w:t xml:space="preserve">"temperature = 0，评测可复现"是一个不成立的假设</w:t>
       </w:r>
       <w:r>
         <w:t xml:space="preserve">（至少对启用 adaptive thinking 的模型）。</w:t>
@@ -15660,12 +15306,6 @@
         <w:t xml:space="preserve"> </w:t>
       </w:r>
       <w:r>
-        <w:t xml:space="preserve">⇒ ★</w:t>
-      </w:r>
-      <w:r>
-        <w:t xml:space="preserve"> </w:t>
-      </w:r>
-      <w:r>
         <w:rPr>
           <w:bCs/>
           <w:b/>
@@ -15673,7 +15313,7 @@
         <w:t xml:space="preserve">文献里这一格是空的</w:t>
       </w:r>
       <w:r>
-        <w:t xml:space="preserve">：最著名那条证据（temp=0、Qwen3-235B、1000 次 ⇒ 80 个唯一补全）</w:t>
+        <w:t xml:space="preserve">：最著名那条证据（temp=0、Qwen3-235B、1000 次，80 个唯一补全）</w:t>
       </w:r>
       <w:r>
         <w:rPr>
@@ -15699,12 +15339,6 @@
         <w:t xml:space="preserve"> </w:t>
       </w:r>
       <w:r>
-        <w:t xml:space="preserve">⇒ ⇒</w:t>
-      </w:r>
-      <w:r>
-        <w:t xml:space="preserve"> </w:t>
-      </w:r>
-      <w:r>
         <w:rPr>
           <w:bCs/>
           <w:b/>
@@ -15733,12 +15367,6 @@
         <w:pStyle w:val="BodyText"/>
       </w:pPr>
       <w:r>
-        <w:t xml:space="preserve">⇒ ★★</w:t>
-      </w:r>
-      <w:r>
-        <w:t xml:space="preserve"> </w:t>
-      </w:r>
-      <w:r>
         <w:rPr>
           <w:bCs/>
           <w:b/>
@@ -15768,7 +15396,7 @@
         <w:t xml:space="preserve"> </w:t>
       </w:r>
       <w:r>
-        <w:t xml:space="preserve">&gt; ⇒</w:t>
+        <w:t xml:space="preserve">&gt;</w:t>
       </w:r>
       <w:r>
         <w:t xml:space="preserve"> </w:t>
@@ -15851,10 +15479,7 @@
         <w:t xml:space="preserve">位置一致率 0.00</w:t>
       </w:r>
       <w:r>
-        <w:t xml:space="preserve"> </w:t>
-      </w:r>
-      <w:r>
-        <w:t xml:space="preserve">⇒ 真相是</w:t>
+        <w:t xml:space="preserve">，真相是</w:t>
       </w:r>
       <w:r>
         <w:rPr>
@@ -15864,10 +15489,7 @@
         <w:t xml:space="preserve">判官在随机作答</w:t>
       </w:r>
       <w:r>
-        <w:t xml:space="preserve">。⇒</w:t>
-      </w:r>
-      <w:r>
-        <w:t xml:space="preserve"> </w:t>
+        <w:t xml:space="preserve">。</w:t>
       </w:r>
       <w:r>
         <w:rPr>
@@ -15884,7 +15506,7 @@
         <w:pStyle w:val="Heading3"/>
       </w:pPr>
       <w:r>
-        <w:t xml:space="preserve">D.4 ★ 本文的一条"元检查"可加进 §4 审计协议</w:t>
+        <w:t xml:space="preserve">D.4 本文的一条"元检查"可加进 §4 审计协议</w:t>
       </w:r>
     </w:p>
     <w:p>
@@ -15912,7 +15534,7 @@
         <w:t xml:space="preserve"> </w:t>
       </w:r>
       <w:r>
-        <w:t xml:space="preserve">若"状态/条件变了 ⇒ 结果变了"是</w:t>
+        <w:t xml:space="preserve">若"状态/条件变了，结果变了"是</w:t>
       </w:r>
       <w:r>
         <w:rPr>
@@ -15933,12 +15555,6 @@
       </w:r>
       <w:r>
         <w:t xml:space="preserve">。</w:t>
-      </w:r>
-      <w:r>
-        <w:t xml:space="preserve"> </w:t>
-      </w:r>
-      <w:r>
-        <w:t xml:space="preserve">⇒</w:t>
       </w:r>
       <w:r>
         <w:t xml:space="preserve"> </w:t>
@@ -16120,7 +15736,7 @@
               <w:t xml:space="preserve">两条</w:t>
             </w:r>
             <w:r>
-              <w:t xml:space="preserve">硬闸（D.3）—— ★</w:t>
+              <w:t xml:space="preserve">硬闸（D.3）——</w:t>
             </w:r>
             <w:r>
               <w:t xml:space="preserve"> </w:t>
@@ -16130,7 +15746,7 @@
                 <w:bCs/>
                 <w:b/>
               </w:rPr>
-              <w:t xml:space="preserve">本轮尚未写入 §4.3</w:t>
+              <w:t xml:space="preserve">这一轮尚未写入 §4.3</w:t>
             </w:r>
             <w:r>
               <w:t xml:space="preserve">（§4.3 仍为三项要求，见 §9 第 11 项）；D.3 的可执行部分已落进 §5.1 checklist（判官可复现性实测 + 位置一致率硬闸）</w:t>
@@ -16192,12 +15808,6 @@
               <w:jc w:val="left"/>
             </w:pPr>
             <w:r>
-              <w:t xml:space="preserve">★</w:t>
-            </w:r>
-            <w:r>
-              <w:t xml:space="preserve"> </w:t>
-            </w:r>
-            <w:r>
               <w:rPr>
                 <w:bCs/>
                 <w:b/>
@@ -16205,7 +15815,7 @@
               <w:t xml:space="preserve">⑪ ⑫ ⑬ 已并入 §1.3</w:t>
             </w:r>
             <w:r>
-              <w:t xml:space="preserve">（本附录改题为「新增第十一至十三类（已并入 §1.3 类别表）」）⇒ 全文类别数口径统一为</w:t>
+              <w:t xml:space="preserve">（本附录改题为「新增第十一至十三类（已并入 §1.3 类别表）」），全文类别数口径统一为</w:t>
             </w:r>
             <w:r>
               <w:rPr>

--- a/papers/03_C_SixWaysToLookDone_稿.docx
+++ b/papers/03_C_SixWaysToLookDone_稿.docx
@@ -258,9 +258,6 @@
         <w:t xml:space="preserve">已被实例化的类别，每类附案例、可自动化的检测规则、以及各自的对策与其当前落地状态。</w:t>
       </w:r>
       <w:r>
-        <w:t xml:space="preserve"> </w:t>
-      </w:r>
-      <w:r>
         <w:rPr>
           <w:bCs/>
           <w:b/>
@@ -394,9 +391,6 @@
       </w:r>
       <w:r>
         <w:t xml:space="preserve">。本文给出该审计协议，以及使其自身可信的三项要求。</w:t>
-      </w:r>
-      <w:r>
-        <w:t xml:space="preserve"> </w:t>
       </w:r>
       <w:r>
         <w:rPr>
@@ -1787,7 +1781,7 @@
               <w:t xml:space="preserve">POSTMORTEM.md</w:t>
             </w:r>
             <w:r>
-              <w:t xml:space="preserve">（"我在这项研究里犯的六个错"）§错误 1（负对照臂的完整会话日志）｜⚠️</w:t>
+              <w:t xml:space="preserve">（"我在这项研究里犯的六个错"）§错误 1（负对照臂的完整会话日志）｜</w:t>
             </w:r>
             <w:r>
               <w:t xml:space="preserve"> </w:t>
@@ -1915,7 +1909,7 @@
               <w:t xml:space="preserve">CONTAMINATED-DO-NOT-REUSE</w:t>
             </w:r>
             <w:r>
-              <w:t xml:space="preserve">）｜⚠️</w:t>
+              <w:t xml:space="preserve">）｜</w:t>
             </w:r>
             <w:r>
               <w:t xml:space="preserve"> </w:t>
@@ -2016,7 +2010,7 @@
               <w:t xml:space="preserve"> </w:t>
             </w:r>
             <w:r>
-              <w:t xml:space="preserve">§错误 3（禁词表与实际口径字面量零命中 + 被改文件未被调用）｜⚠️</w:t>
+              <w:t xml:space="preserve">§错误 3（禁词表与实际口径字面量零命中 + 被改文件未被调用）｜</w:t>
             </w:r>
             <w:r>
               <w:t xml:space="preserve"> </w:t>
@@ -2133,7 +2127,7 @@
               <w:t xml:space="preserve"> </w:t>
             </w:r>
             <w:r>
-              <w:t xml:space="preserve">vs 实际题轮反转）｜⚠️</w:t>
+              <w:t xml:space="preserve">vs 实际题轮反转）｜</w:t>
             </w:r>
             <w:r>
               <w:t xml:space="preserve"> </w:t>
@@ -2156,9 +2150,6 @@
             </w:pPr>
             <w:r>
               <w:t xml:space="preserve">本案例成立；</w:t>
-            </w:r>
-            <w:r>
-              <w:t xml:space="preserve"> </w:t>
             </w:r>
             <w:r>
               <w:rPr>
@@ -2357,7 +2348,7 @@
               <w:t xml:space="preserve"> </w:t>
             </w:r>
             <w:r>
-              <w:t xml:space="preserve">§错误 6（48 份答复的语义命中 / 字面零命中）｜⚠️</w:t>
+              <w:t xml:space="preserve">§错误 6（48 份答复的语义命中 / 字面零命中）｜</w:t>
             </w:r>
             <w:r>
               <w:t xml:space="preserve"> </w:t>
@@ -2869,7 +2860,7 @@
               <w:t xml:space="preserve"> </w:t>
             </w:r>
             <w:r>
-              <w:t xml:space="preserve">取档；三个型号实测 404）｜✔</w:t>
+              <w:t xml:space="preserve">取档；三个型号实测 404）｜</w:t>
             </w:r>
             <w:r>
               <w:t xml:space="preserve"> </w:t>
@@ -2981,7 +2972,7 @@
               <w:t xml:space="preserve">第二部分 B「我推翻了自己的什么」</w:t>
             </w:r>
             <w:r>
-              <w:t xml:space="preserve">（自校准锚 0.277 本该通过）｜✔</w:t>
+              <w:t xml:space="preserve">（自校准锚 0.277 本该通过）｜</w:t>
             </w:r>
             <w:r>
               <w:t xml:space="preserve"> </w:t>
@@ -2994,10 +2985,7 @@
               <w:t xml:space="preserve">已回源</w:t>
             </w:r>
             <w:r>
-              <w:t xml:space="preserve">；⚠️</w:t>
-            </w:r>
-            <w:r>
-              <w:t xml:space="preserve"> </w:t>
+              <w:t xml:space="preserve">；</w:t>
             </w:r>
             <w:r>
               <w:rPr>
@@ -3089,7 +3077,7 @@
               <w:t xml:space="preserve">来源与底稿/04_D_StateMachine_底稿.md</w:t>
             </w:r>
             <w:r>
-              <w:t xml:space="preserve">｜✔</w:t>
+              <w:t xml:space="preserve">｜</w:t>
             </w:r>
             <w:r>
               <w:t xml:space="preserve"> </w:t>
@@ -3102,10 +3090,7 @@
               <w:t xml:space="preserve">该条已回源</w:t>
             </w:r>
             <w:r>
-              <w:t xml:space="preserve">；⚠️</w:t>
-            </w:r>
-            <w:r>
-              <w:t xml:space="preserve"> </w:t>
+              <w:t xml:space="preserve">；</w:t>
             </w:r>
             <w:r>
               <w:rPr>
@@ -3185,7 +3170,7 @@
         <w:rPr>
           <w:rStyle w:val="VerbatimChar"/>
         </w:rPr>
-        <w:t xml:space="preserve">✅</w:t>
+        <w:t xml:space="preserve">【待完成】</w:t>
       </w:r>
       <w:r>
         <w:t xml:space="preserve"> </w:t>
@@ -3200,7 +3185,7 @@
         <w:rPr>
           <w:rStyle w:val="VerbatimChar"/>
         </w:rPr>
-        <w:t xml:space="preserve">📌</w:t>
+        <w:t xml:space="preserve">【待回查】</w:t>
       </w:r>
       <w:r>
         <w:t xml:space="preserve"> </w:t>
@@ -3417,10 +3402,7 @@
         <w:t xml:space="preserve"> </w:t>
       </w:r>
       <w:r>
-        <w:t xml:space="preserve">§5。⚠️</w:t>
-      </w:r>
-      <w:r>
-        <w:t xml:space="preserve"> </w:t>
+        <w:t xml:space="preserve">§5。</w:t>
       </w:r>
       <w:r>
         <w:rPr>
@@ -5186,12 +5168,6 @@
       </w:r>
       <w:r>
         <w:t xml:space="preserve">。</w:t>
-      </w:r>
-      <w:r>
-        <w:t xml:space="preserve"> </w:t>
-      </w:r>
-      <w:r>
-        <w:t xml:space="preserve">⚠️</w:t>
       </w:r>
       <w:r>
         <w:t xml:space="preserve"> </w:t>
@@ -7703,9 +7679,6 @@
         <w:t xml:space="preserve">可与它互补的手段至少包括：规程化的一页纸 checklist、自动化检测（linter / pre-commit）、否证条件预注册、独立复现、以及对原始数据与配置本身的审计。</w:t>
       </w:r>
       <w:r>
-        <w:t xml:space="preserve"> </w:t>
-      </w:r>
-      <w:r>
         <w:rPr>
           <w:bCs/>
           <w:b/>
@@ -8284,9 +8257,6 @@
         <w:t xml:space="preserve">本项目的 5 条假设各配否证/停止条件（尚未成文）。</w:t>
       </w:r>
       <w:r>
-        <w:t xml:space="preserve"> </w:t>
-      </w:r>
-      <w:r>
         <w:rPr>
           <w:bCs/>
           <w:b/>
@@ -8305,9 +8275,6 @@
       </w:r>
       <w:r>
         <w:t xml:space="preserve">把该预注册表成文（见 §9 第 4 项）；</w:t>
-      </w:r>
-      <w:r>
-        <w:t xml:space="preserve"> </w:t>
       </w:r>
       <w:r>
         <w:rPr>
@@ -9232,9 +9199,6 @@
       </w:pPr>
       <w:r>
         <w:t xml:space="preserve">十三个案例的完整记录分散在若干来源（每行的「来源」列给出该类的一手出处与回源状态）；本节只给索引、"可自动化检测"列与证据等级。</w:t>
-      </w:r>
-      <w:r>
-        <w:t xml:space="preserve"> </w:t>
       </w:r>
       <w:r>
         <w:rPr>
@@ -10739,41 +10703,38 @@
               <w:t xml:space="preserve">§5。</w:t>
             </w:r>
             <w:r>
+              <w:rPr>
+                <w:bCs/>
+                <w:b/>
+              </w:rPr>
+              <w:t xml:space="preserve">日期未归档</w:t>
+            </w:r>
+            <w:r>
+              <w:t xml:space="preserve">（本文正文与本包底稿均未记这四份文件的日期）</w:t>
+            </w:r>
+          </w:p>
+        </w:tc>
+        <w:tc>
+          <w:tcPr/>
+          <w:p>
+            <w:pPr>
+              <w:pStyle w:val="Compact"/>
+              <w:jc w:val="left"/>
+            </w:pPr>
+            <w:r>
+              <w:t xml:space="preserve">① 的负对照臂完整会话日志；② 的</w:t>
+            </w:r>
+            <w:r>
               <w:t xml:space="preserve"> </w:t>
             </w:r>
             <w:r>
               <w:rPr>
-                <w:bCs/>
-                <w:b/>
-              </w:rPr>
-              <w:t xml:space="preserve">日期未归档</w:t>
-            </w:r>
-            <w:r>
-              <w:t xml:space="preserve">（本文正文与本包底稿均未记这四份文件的日期）</w:t>
-            </w:r>
-          </w:p>
-        </w:tc>
-        <w:tc>
-          <w:tcPr/>
-          <w:p>
-            <w:pPr>
-              <w:pStyle w:val="Compact"/>
-              <w:jc w:val="left"/>
-            </w:pPr>
-            <w:r>
-              <w:t xml:space="preserve">① 的负对照臂完整会话日志；② 的</w:t>
-            </w:r>
-            <w:r>
-              <w:t xml:space="preserve"> </w:t>
-            </w:r>
-            <w:r>
-              <w:rPr>
                 <w:rStyle w:val="VerbatimChar"/>
               </w:rPr>
               <w:t xml:space="preserve">gate.py</w:t>
             </w:r>
             <w:r>
-              <w:t xml:space="preserve">；③ 的禁词表与被改文件；⑤ 的 ToT 源码（✔ 可回源</w:t>
+              <w:t xml:space="preserve">；③ 的禁词表与被改文件；⑤ 的 ToT 源码（可回源</w:t>
             </w:r>
             <w:r>
               <w:t xml:space="preserve"> </w:t>
@@ -11861,9 +11822,6 @@
         <w:t xml:space="preserve">需要一个跨方法的对照（例如：同批实验在有/无规程下的误报率）。</w:t>
       </w:r>
       <w:r>
-        <w:t xml:space="preserve"> </w:t>
-      </w:r>
-      <w:r>
         <w:rPr>
           <w:bCs/>
           <w:b/>
@@ -12094,7 +12052,7 @@
         <w:rPr>
           <w:rStyle w:val="VerbatimChar"/>
         </w:rPr>
-        <w:t xml:space="preserve">📌</w:t>
+        <w:t xml:space="preserve">【待回查】</w:t>
       </w:r>
       <w:r>
         <w:t xml:space="preserve"> </w:t>
@@ -12173,16 +12131,13 @@
         <w:rPr>
           <w:rStyle w:val="VerbatimChar"/>
         </w:rPr>
-        <w:t xml:space="preserve">📌</w:t>
+        <w:t xml:space="preserve">【待回查】</w:t>
       </w:r>
       <w:r>
         <w:t xml:space="preserve"> </w:t>
       </w:r>
       <w:r>
         <w:t xml:space="preserve">= 该读数的一手材料待回查）；</w:t>
-      </w:r>
-      <w:r>
-        <w:t xml:space="preserve"> </w:t>
       </w:r>
       <w:r>
         <w:rPr>
@@ -14028,7 +13983,7 @@
           <w:iCs/>
           <w:i/>
         </w:rPr>
-        <w:t xml:space="preserve">。</w:t>
+        <w:t xml:space="preserve">。【待完成】= 需补做实验/写作才能定稿；【待回查】= 跨 session 记录、一手文件待回查；</w:t>
       </w:r>
       <w:r>
         <w:rPr>
@@ -14036,7 +13991,7 @@
           <w:iCs/>
           <w:i/>
         </w:rPr>
-        <w:t xml:space="preserve">✅</w:t>
+        <w:t xml:space="preserve">【待完成】</w:t>
       </w:r>
       <w:r>
         <w:rPr>
@@ -14050,7 +14005,46 @@
           <w:iCs/>
           <w:i/>
         </w:rPr>
-        <w:t xml:space="preserve">= 一手文件可回查；</w:t>
+        <w:t xml:space="preserve">处不得在定稿前保留。</w:t>
+      </w:r>
+      <w:r>
+        <w:rPr>
+          <w:bCs/>
+          <w:b/>
+          <w:iCs/>
+          <w:i/>
+        </w:rPr>
+        <w:t xml:space="preserve">证据等级的正式定义见 §1.4</w:t>
+      </w:r>
+      <w:r>
+        <w:rPr>
+          <w:iCs/>
+          <w:i/>
+        </w:rPr>
+        <w:t xml:space="preserve">；</w:t>
+      </w:r>
+      <w:r>
+        <w:rPr>
+          <w:bCs/>
+          <w:b/>
+          <w:iCs/>
+          <w:i/>
+        </w:rPr>
+        <w:t xml:space="preserve">全部未做项集中在 §9</w:t>
+      </w:r>
+      <w:r>
+        <w:rPr>
+          <w:iCs/>
+          <w:i/>
+        </w:rPr>
+        <w:t xml:space="preserve">，正文其余位置的</w:t>
+      </w:r>
+      <w:r>
+        <w:rPr>
+          <w:iCs/>
+          <w:i/>
+        </w:rPr>
+        <w:t xml:space="preserve"> </w:t>
       </w:r>
       <w:r>
         <w:rPr>
@@ -14058,7 +14052,7 @@
           <w:iCs/>
           <w:i/>
         </w:rPr>
-        <w:t xml:space="preserve">📌</w:t>
+        <w:t xml:space="preserve">【待完成】</w:t>
       </w:r>
       <w:r>
         <w:rPr>
@@ -14072,7 +14066,14 @@
           <w:iCs/>
           <w:i/>
         </w:rPr>
-        <w:t xml:space="preserve">= 跨 session 记录、一手文件待回查；</w:t>
+        <w:t xml:space="preserve">/</w:t>
+      </w:r>
+      <w:r>
+        <w:rPr>
+          <w:iCs/>
+          <w:i/>
+        </w:rPr>
+        <w:t xml:space="preserve"> </w:t>
       </w:r>
       <w:r>
         <w:rPr>
@@ -14080,110 +14081,6 @@
           <w:iCs/>
           <w:i/>
         </w:rPr>
-        <w:t xml:space="preserve">【待完成】</w:t>
-      </w:r>
-      <w:r>
-        <w:rPr>
-          <w:iCs/>
-          <w:i/>
-        </w:rPr>
-        <w:t xml:space="preserve"> </w:t>
-      </w:r>
-      <w:r>
-        <w:rPr>
-          <w:iCs/>
-          <w:i/>
-        </w:rPr>
-        <w:t xml:space="preserve">处不得在定稿前保留。</w:t>
-      </w:r>
-      <w:r>
-        <w:rPr>
-          <w:iCs/>
-          <w:i/>
-        </w:rPr>
-        <w:t xml:space="preserve"> </w:t>
-      </w:r>
-      <w:r>
-        <w:rPr>
-          <w:bCs/>
-          <w:b/>
-          <w:iCs/>
-          <w:i/>
-        </w:rPr>
-        <w:t xml:space="preserve">证据等级的正式定义见 §1.4</w:t>
-      </w:r>
-      <w:r>
-        <w:rPr>
-          <w:iCs/>
-          <w:i/>
-        </w:rPr>
-        <w:t xml:space="preserve">；</w:t>
-      </w:r>
-      <w:r>
-        <w:rPr>
-          <w:iCs/>
-          <w:i/>
-        </w:rPr>
-        <w:t xml:space="preserve"> </w:t>
-      </w:r>
-      <w:r>
-        <w:rPr>
-          <w:bCs/>
-          <w:b/>
-          <w:iCs/>
-          <w:i/>
-        </w:rPr>
-        <w:t xml:space="preserve">全部未做项集中在 §9</w:t>
-      </w:r>
-      <w:r>
-        <w:rPr>
-          <w:iCs/>
-          <w:i/>
-        </w:rPr>
-        <w:t xml:space="preserve">，正文其余位置的</w:t>
-      </w:r>
-      <w:r>
-        <w:rPr>
-          <w:iCs/>
-          <w:i/>
-        </w:rPr>
-        <w:t xml:space="preserve"> </w:t>
-      </w:r>
-      <w:r>
-        <w:rPr>
-          <w:rStyle w:val="VerbatimChar"/>
-          <w:iCs/>
-          <w:i/>
-        </w:rPr>
-        <w:t xml:space="preserve">【待完成】</w:t>
-      </w:r>
-      <w:r>
-        <w:rPr>
-          <w:iCs/>
-          <w:i/>
-        </w:rPr>
-        <w:t xml:space="preserve"> </w:t>
-      </w:r>
-      <w:r>
-        <w:rPr>
-          <w:iCs/>
-          <w:i/>
-        </w:rPr>
-        <w:t xml:space="preserve">/</w:t>
-      </w:r>
-      <w:r>
-        <w:rPr>
-          <w:iCs/>
-          <w:i/>
-        </w:rPr>
-        <w:t xml:space="preserve"> </w:t>
-      </w:r>
-      <w:r>
-        <w:rPr>
-          <w:rStyle w:val="VerbatimChar"/>
-          <w:iCs/>
-          <w:i/>
-        </w:rPr>
         <w:t xml:space="preserve">📌</w:t>
       </w:r>
       <w:r>
@@ -14292,9 +14189,6 @@
         <w:t xml:space="preserve">一手代码 + 实测；</w:t>
       </w:r>
       <w:r>
-        <w:t xml:space="preserve"> </w:t>
-      </w:r>
-      <w:r>
         <w:rPr>
           <w:bCs/>
           <w:b/>
@@ -14733,7 +14627,7 @@
         <w:t xml:space="preserve">实例 A</w:t>
       </w:r>
       <w:r>
-        <w:t xml:space="preserve">（语义面宽旧口径，✅ 已回源）：组内归一化</w:t>
+        <w:t xml:space="preserve">（语义面宽旧口径，已回源）：组内归一化</w:t>
       </w:r>
       <w:r>
         <w:t xml:space="preserve"> </w:t>
@@ -14821,10 +14715,7 @@
         <w:t xml:space="preserve">实例 B</w:t>
       </w:r>
       <w:r>
-        <w:t xml:space="preserve">（历史 84 份答案的比率，📌</w:t>
-      </w:r>
-      <w:r>
-        <w:t xml:space="preserve"> </w:t>
+        <w:t xml:space="preserve">（历史 84 份答案的比率，【待回查】</w:t>
       </w:r>
       <w:r>
         <w:rPr>
@@ -14912,7 +14803,7 @@
         <w:t xml:space="preserve">实例 C</w:t>
       </w:r>
       <w:r>
-        <w:t xml:space="preserve">（自校准锚用错，✅ 已回源）：</w:t>
+        <w:t xml:space="preserve">（自校准锚用错，已回源）：</w:t>
       </w:r>
       <w:r>
         <w:rPr>

--- a/papers/03_C_SixWaysToLookDone_稿.docx
+++ b/papers/03_C_SixWaysToLookDone_稿.docx
@@ -90,7 +90,7 @@
         <w:rPr>
           <w:rStyle w:val="VerbatimChar"/>
         </w:rPr>
-        <w:t xml:space="preserve">📌</w:t>
+        <w:t xml:space="preserve">【待回查】</w:t>
       </w:r>
       <w:r>
         <w:t xml:space="preserve"> </w:t>
@@ -118,7 +118,7 @@
         <w:rPr>
           <w:rStyle w:val="VerbatimChar"/>
         </w:rPr>
-        <w:t xml:space="preserve">✅</w:t>
+        <w:t xml:space="preserve">【已核】</w:t>
       </w:r>
       <w:r>
         <w:t xml:space="preserve"> </w:t>
@@ -1464,7 +1464,7 @@
               <w:rPr>
                 <w:rStyle w:val="VerbatimChar"/>
               </w:rPr>
-              <w:t xml:space="preserve">✅</w:t>
+              <w:t xml:space="preserve">【已核】</w:t>
             </w:r>
           </w:p>
         </w:tc>
@@ -1515,7 +1515,7 @@
               <w:rPr>
                 <w:rStyle w:val="VerbatimChar"/>
               </w:rPr>
-              <w:t xml:space="preserve">📌</w:t>
+              <w:t xml:space="preserve">【待回查】</w:t>
             </w:r>
             <w:r>
               <w:t xml:space="preserve">（跨 session 记录，一手文件在另一沙箱）</w:t>
@@ -1533,7 +1533,7 @@
               <w:rPr>
                 <w:rStyle w:val="VerbatimChar"/>
               </w:rPr>
-              <w:t xml:space="preserve">📌</w:t>
+              <w:t xml:space="preserve">【待回查】</w:t>
             </w:r>
           </w:p>
         </w:tc>
@@ -2437,7 +2437,7 @@
               <w:rPr>
                 <w:rStyle w:val="VerbatimChar"/>
               </w:rPr>
-              <w:t xml:space="preserve">📌</w:t>
+              <w:t xml:space="preserve">【待回查】</w:t>
             </w:r>
             <w:r>
               <w:t xml:space="preserve"> </w:t>
@@ -2538,7 +2538,7 @@
               <w:rPr>
                 <w:rStyle w:val="VerbatimChar"/>
               </w:rPr>
-              <w:t xml:space="preserve">📌</w:t>
+              <w:t xml:space="preserve">【待回查】</w:t>
             </w:r>
             <w:r>
               <w:t xml:space="preserve"> </w:t>
@@ -2629,7 +2629,7 @@
               <w:rPr>
                 <w:rStyle w:val="VerbatimChar"/>
               </w:rPr>
-              <w:t xml:space="preserve">📌</w:t>
+              <w:t xml:space="preserve">【待回查】</w:t>
             </w:r>
             <w:r>
               <w:t xml:space="preserve"> </w:t>
@@ -2735,7 +2735,7 @@
               <w:rPr>
                 <w:rStyle w:val="VerbatimChar"/>
               </w:rPr>
-              <w:t xml:space="preserve">📌</w:t>
+              <w:t xml:space="preserve">【待回查】</w:t>
             </w:r>
             <w:r>
               <w:t xml:space="preserve"> </w:t>
@@ -3210,7 +3210,7 @@
         <w:rPr>
           <w:rStyle w:val="VerbatimChar"/>
         </w:rPr>
-        <w:t xml:space="preserve">📌</w:t>
+        <w:t xml:space="preserve">【待回查】</w:t>
       </w:r>
       <w:r>
         <w:t xml:space="preserve">（如 ⑫ 实例 B、⑬ 卡片读数明细），只说明</w:t>
@@ -3327,7 +3327,7 @@
         <w:rPr>
           <w:rStyle w:val="VerbatimChar"/>
         </w:rPr>
-        <w:t xml:space="preserve">✅</w:t>
+        <w:t xml:space="preserve">【已核】</w:t>
       </w:r>
       <w:r>
         <w:t xml:space="preserve"> </w:t>
@@ -3644,7 +3644,7 @@
         <w:rPr>
           <w:rStyle w:val="VerbatimChar"/>
         </w:rPr>
-        <w:t xml:space="preserve">✅</w:t>
+        <w:t xml:space="preserve">【已核】</w:t>
       </w:r>
       <w:r>
         <w:t xml:space="preserve"> </w:t>
@@ -3964,7 +3964,7 @@
         <w:rPr>
           <w:rStyle w:val="VerbatimChar"/>
         </w:rPr>
-        <w:t xml:space="preserve">✅</w:t>
+        <w:t xml:space="preserve">【已核】</w:t>
       </w:r>
       <w:r>
         <w:t xml:space="preserve"> </w:t>
@@ -4013,7 +4013,7 @@
         <w:rPr>
           <w:rStyle w:val="VerbatimChar"/>
         </w:rPr>
-        <w:t xml:space="preserve">✅</w:t>
+        <w:t xml:space="preserve">【已核】</w:t>
       </w:r>
       <w:r>
         <w:t xml:space="preserve"> </w:t>
@@ -4176,7 +4176,7 @@
         <w:rPr>
           <w:rStyle w:val="VerbatimChar"/>
         </w:rPr>
-        <w:t xml:space="preserve">✅</w:t>
+        <w:t xml:space="preserve">【已核】</w:t>
       </w:r>
       <w:r>
         <w:t xml:space="preserve"> </w:t>
@@ -4380,7 +4380,7 @@
         <w:rPr>
           <w:rStyle w:val="VerbatimChar"/>
         </w:rPr>
-        <w:t xml:space="preserve">✅</w:t>
+        <w:t xml:space="preserve">【已核】</w:t>
       </w:r>
       <w:r>
         <w:t xml:space="preserve"> </w:t>
@@ -5144,7 +5144,7 @@
         <w:rPr>
           <w:rStyle w:val="VerbatimChar"/>
         </w:rPr>
-        <w:t xml:space="preserve">📌</w:t>
+        <w:t xml:space="preserve">【待回查】</w:t>
       </w:r>
       <w:r>
         <w:t xml:space="preserve"> </w:t>
@@ -5189,7 +5189,7 @@
         <w:rPr>
           <w:rStyle w:val="VerbatimChar"/>
         </w:rPr>
-        <w:t xml:space="preserve">📌</w:t>
+        <w:t xml:space="preserve">【待回查】</w:t>
       </w:r>
       <w:r>
         <w:t xml:space="preserve">。</w:t>
@@ -5327,7 +5327,7 @@
         <w:rPr>
           <w:rStyle w:val="VerbatimChar"/>
         </w:rPr>
-        <w:t xml:space="preserve">✅</w:t>
+        <w:t xml:space="preserve">【已核】</w:t>
       </w:r>
       <w:r>
         <w:t xml:space="preserve">）：字面相似度是采纳度的</w:t>
@@ -5514,7 +5514,7 @@
         <w:rPr>
           <w:rStyle w:val="VerbatimChar"/>
         </w:rPr>
-        <w:t xml:space="preserve">✅</w:t>
+        <w:t xml:space="preserve">【已核】</w:t>
       </w:r>
       <w:r>
         <w:t xml:space="preserve">）："权重改变了架构行为"成立（操作直方图实测），但"改变带来了更好的答案"不成立（内容轴不可用）——</w:t>
@@ -5916,7 +5916,7 @@
         <w:rPr>
           <w:rStyle w:val="VerbatimChar"/>
         </w:rPr>
-        <w:t xml:space="preserve">📌</w:t>
+        <w:t xml:space="preserve">【待回查】</w:t>
       </w:r>
       <w:r>
         <w:t xml:space="preserve">）：</w:t>
@@ -6172,7 +6172,7 @@
         <w:rPr>
           <w:rStyle w:val="VerbatimChar"/>
         </w:rPr>
-        <w:t xml:space="preserve">✅</w:t>
+        <w:t xml:space="preserve">【已核】</w:t>
       </w:r>
       <w:r>
         <w:t xml:space="preserve">）：曾强调"特征与题无关，n = 决策次数，能泛化"。</w:t>
@@ -9338,7 +9338,7 @@
               <w:rPr>
                 <w:rStyle w:val="VerbatimChar"/>
               </w:rPr>
-              <w:t xml:space="preserve">✅</w:t>
+              <w:t xml:space="preserve">【已核】</w:t>
             </w:r>
             <w:r>
               <w:t xml:space="preserve"> </w:t>
@@ -9430,7 +9430,7 @@
               <w:rPr>
                 <w:rStyle w:val="VerbatimChar"/>
               </w:rPr>
-              <w:t xml:space="preserve">✅</w:t>
+              <w:t xml:space="preserve">【已核】</w:t>
             </w:r>
             <w:r>
               <w:t xml:space="preserve"> </w:t>
@@ -9522,7 +9522,7 @@
               <w:rPr>
                 <w:rStyle w:val="VerbatimChar"/>
               </w:rPr>
-              <w:t xml:space="preserve">✅</w:t>
+              <w:t xml:space="preserve">【已核】</w:t>
             </w:r>
             <w:r>
               <w:t xml:space="preserve"> </w:t>
@@ -9614,7 +9614,7 @@
               <w:rPr>
                 <w:rStyle w:val="VerbatimChar"/>
               </w:rPr>
-              <w:t xml:space="preserve">✅</w:t>
+              <w:t xml:space="preserve">【已核】</w:t>
             </w:r>
             <w:r>
               <w:t xml:space="preserve"> </w:t>
@@ -9706,7 +9706,7 @@
               <w:rPr>
                 <w:rStyle w:val="VerbatimChar"/>
               </w:rPr>
-              <w:t xml:space="preserve">✅</w:t>
+              <w:t xml:space="preserve">【已核】</w:t>
             </w:r>
             <w:r>
               <w:t xml:space="preserve"> </w:t>
@@ -9798,7 +9798,7 @@
               <w:rPr>
                 <w:rStyle w:val="VerbatimChar"/>
               </w:rPr>
-              <w:t xml:space="preserve">✅</w:t>
+              <w:t xml:space="preserve">【已核】</w:t>
             </w:r>
             <w:r>
               <w:t xml:space="preserve"> </w:t>
@@ -9890,7 +9890,7 @@
               <w:rPr>
                 <w:rStyle w:val="VerbatimChar"/>
               </w:rPr>
-              <w:t xml:space="preserve">📌</w:t>
+              <w:t xml:space="preserve">【待回查】</w:t>
             </w:r>
             <w:r>
               <w:t xml:space="preserve"> </w:t>
@@ -9977,7 +9977,7 @@
               <w:rPr>
                 <w:rStyle w:val="VerbatimChar"/>
               </w:rPr>
-              <w:t xml:space="preserve">📌</w:t>
+              <w:t xml:space="preserve">【待回查】</w:t>
             </w:r>
             <w:r>
               <w:t xml:space="preserve"> </w:t>
@@ -10064,7 +10064,7 @@
               <w:rPr>
                 <w:rStyle w:val="VerbatimChar"/>
               </w:rPr>
-              <w:t xml:space="preserve">📌</w:t>
+              <w:t xml:space="preserve">【待回查】</w:t>
             </w:r>
             <w:r>
               <w:t xml:space="preserve"> </w:t>
@@ -10156,7 +10156,7 @@
               <w:rPr>
                 <w:rStyle w:val="VerbatimChar"/>
               </w:rPr>
-              <w:t xml:space="preserve">📌</w:t>
+              <w:t xml:space="preserve">【待回查】</w:t>
             </w:r>
             <w:r>
               <w:t xml:space="preserve"> </w:t>
@@ -10243,7 +10243,7 @@
               <w:rPr>
                 <w:rStyle w:val="VerbatimChar"/>
               </w:rPr>
-              <w:t xml:space="preserve">✅</w:t>
+              <w:t xml:space="preserve">【已核】</w:t>
             </w:r>
             <w:r>
               <w:t xml:space="preserve"> </w:t>
@@ -10326,7 +10326,7 @@
               <w:rPr>
                 <w:rStyle w:val="VerbatimChar"/>
               </w:rPr>
-              <w:t xml:space="preserve">✅</w:t>
+              <w:t xml:space="preserve">【已核】</w:t>
             </w:r>
             <w:r>
               <w:t xml:space="preserve"> </w:t>
@@ -10409,7 +10409,7 @@
               <w:rPr>
                 <w:rStyle w:val="VerbatimChar"/>
               </w:rPr>
-              <w:t xml:space="preserve">✅</w:t>
+              <w:t xml:space="preserve">【已核】</w:t>
             </w:r>
             <w:r>
               <w:t xml:space="preserve"> </w:t>
@@ -11766,7 +11766,7 @@
         <w:rPr>
           <w:rStyle w:val="VerbatimChar"/>
         </w:rPr>
-        <w:t xml:space="preserve">◐</w:t>
+        <w:t xml:space="preserve">【方向】</w:t>
       </w:r>
       <w:r>
         <w:t xml:space="preserve"> </w:t>
@@ -11794,7 +11794,7 @@
         <w:rPr>
           <w:rStyle w:val="VerbatimChar"/>
         </w:rPr>
-        <w:t xml:space="preserve">◐</w:t>
+        <w:t xml:space="preserve">【方向】</w:t>
       </w:r>
       <w:r>
         <w:t xml:space="preserve"> </w:t>
@@ -11864,7 +11864,7 @@
         <w:rPr>
           <w:rStyle w:val="VerbatimChar"/>
         </w:rPr>
-        <w:t xml:space="preserve">◐</w:t>
+        <w:t xml:space="preserve">【方向】</w:t>
       </w:r>
       <w:r>
         <w:t xml:space="preserve"> </w:t>
@@ -11883,7 +11883,7 @@
         <w:rPr>
           <w:rStyle w:val="VerbatimChar"/>
         </w:rPr>
-        <w:t xml:space="preserve">📌</w:t>
+        <w:t xml:space="preserve">【待回查】</w:t>
       </w:r>
       <w:r>
         <w:t xml:space="preserve">）。它们来自一次外部只读审计，审计本身</w:t>
@@ -11911,7 +11911,7 @@
         <w:rPr>
           <w:rStyle w:val="VerbatimChar"/>
         </w:rPr>
-        <w:t xml:space="preserve">❓</w:t>
+        <w:t xml:space="preserve">【未知】</w:t>
       </w:r>
       <w:r>
         <w:t xml:space="preserve"> </w:t>
@@ -11939,7 +11939,7 @@
         <w:rPr>
           <w:rStyle w:val="VerbatimChar"/>
         </w:rPr>
-        <w:t xml:space="preserve">❓</w:t>
+        <w:t xml:space="preserve">【未知】</w:t>
       </w:r>
       <w:r>
         <w:t xml:space="preserve"> </w:t>
@@ -11967,7 +11967,7 @@
         <w:rPr>
           <w:rStyle w:val="VerbatimChar"/>
         </w:rPr>
-        <w:t xml:space="preserve">❓</w:t>
+        <w:t xml:space="preserve">【未知】</w:t>
       </w:r>
       <w:r>
         <w:t xml:space="preserve"> </w:t>
@@ -12882,7 +12882,7 @@
               <w:rPr>
                 <w:rStyle w:val="VerbatimChar"/>
               </w:rPr>
-              <w:t xml:space="preserve">📌</w:t>
+              <w:t xml:space="preserve">【待回查】</w:t>
             </w:r>
           </w:p>
         </w:tc>
@@ -13090,7 +13090,7 @@
               <w:rPr>
                 <w:rStyle w:val="VerbatimChar"/>
               </w:rPr>
-              <w:t xml:space="preserve">📌</w:t>
+              <w:t xml:space="preserve">【待回查】</w:t>
             </w:r>
           </w:p>
         </w:tc>
@@ -13181,7 +13181,7 @@
               <w:rPr>
                 <w:rStyle w:val="VerbatimChar"/>
               </w:rPr>
-              <w:t xml:space="preserve">📌</w:t>
+              <w:t xml:space="preserve">【待回查】</w:t>
             </w:r>
           </w:p>
         </w:tc>
@@ -13372,7 +13372,7 @@
       </w:r>
     </w:p>
     <w:bookmarkEnd w:id="53"/>
-    <w:bookmarkStart w:id="54" w:name="X15d21418ab576e988aed7dfd9a7bed51315849a"/>
+    <w:bookmarkStart w:id="54" w:name="Xfe686ef49c19569c8fe0b8568221d97f7fa033b"/>
     <w:p>
       <w:pPr>
         <w:pStyle w:val="Heading2"/>
@@ -13384,7 +13384,7 @@
         <w:rPr>
           <w:rStyle w:val="VerbatimChar"/>
         </w:rPr>
-        <w:t xml:space="preserve">✅</w:t>
+        <w:t xml:space="preserve">【已核】</w:t>
       </w:r>
       <w:r>
         <w:t xml:space="preserve"> </w:t>
@@ -13555,7 +13555,7 @@
       </w:r>
     </w:p>
     <w:bookmarkEnd w:id="54"/>
-    <w:bookmarkStart w:id="55" w:name="附录-b-自查-vs-外部审计"/>
+    <w:bookmarkStart w:id="55" w:name="附录-b-自查-vs-外部审计待回查"/>
     <w:p>
       <w:pPr>
         <w:pStyle w:val="Heading2"/>
@@ -13567,7 +13567,7 @@
         <w:rPr>
           <w:rStyle w:val="VerbatimChar"/>
         </w:rPr>
-        <w:t xml:space="preserve">📌</w:t>
+        <w:t xml:space="preserve">【待回查】</w:t>
       </w:r>
       <w:r>
         <w:t xml:space="preserve">）</w:t>
@@ -14081,7 +14081,7 @@
           <w:iCs/>
           <w:i/>
         </w:rPr>
-        <w:t xml:space="preserve">📌</w:t>
+        <w:t xml:space="preserve">【待回查】</w:t>
       </w:r>
       <w:r>
         <w:rPr>
@@ -14180,7 +14180,7 @@
         <w:rPr>
           <w:rStyle w:val="VerbatimChar"/>
         </w:rPr>
-        <w:t xml:space="preserve">✅</w:t>
+        <w:t xml:space="preserve">【已核】</w:t>
       </w:r>
       <w:r>
         <w:t xml:space="preserve"> </w:t>
@@ -14595,7 +14595,7 @@
           <w:bCs/>
           <w:b/>
         </w:rPr>
-        <w:t xml:space="preserve">📌</w:t>
+        <w:t xml:space="preserve">【待回查】</w:t>
       </w:r>
       <w:r>
         <w:rPr>
@@ -14968,7 +14968,7 @@
           <w:bCs/>
           <w:b/>
         </w:rPr>
-        <w:t xml:space="preserve">📌</w:t>
+        <w:t xml:space="preserve">【待回查】</w:t>
       </w:r>
       <w:r>
         <w:rPr>
@@ -15006,7 +15006,7 @@
         <w:rPr>
           <w:rStyle w:val="VerbatimChar"/>
         </w:rPr>
-        <w:t xml:space="preserve">📌</w:t>
+        <w:t xml:space="preserve">【待回查】</w:t>
       </w:r>
       <w:r>
         <w:t xml:space="preserve"> </w:t>
